--- a/teaching/공동체빌더스_교사용_지도안.docx
+++ b/teaching/공동체빌더스_교사용_지도안.docx
@@ -4,58 +4,320 @@
   <w:body>
     <w:p>
       <w:pPr>
+        <w:spacing w:after="0"/>
         <w:jc w:val="center"/>
       </w:pPr>
       <w:r>
-        <w:rPr>
-          <w:b/>
-          <w:sz w:val="40"/>
-        </w:rPr>
-        <w:t>사회정서교육(SEL) 수업 지도안</w:t>
-      </w:r>
-    </w:p>
-    <w:p>
-      <w:pPr>
-        <w:jc w:val="center"/>
-      </w:pPr>
-      <w:r>
-        <w:rPr>
-          <w:color w:val="666666"/>
-          <w:sz w:val="26"/>
-        </w:rPr>
-        <w:t>공동체 빌더스 — 안개에 갇힌 마을을 함께 깨우기</w:t>
-      </w:r>
-    </w:p>
-    <w:p>
-      <w:pPr>
-        <w:spacing w:before="200" w:after="80"/>
-      </w:pPr>
-      <w:r>
-        <w:rPr>
-          <w:b/>
-          <w:color w:val="0F765E"/>
-          <w:sz w:val="32"/>
-        </w:rPr>
-        <w:t>1. 수업 개요</w:t>
+        <w:drawing>
+          <wp:inline xmlns:a="http://schemas.openxmlformats.org/drawingml/2006/main" xmlns:pic="http://schemas.openxmlformats.org/drawingml/2006/picture">
+            <wp:extent cx="6120000" cy="1455293"/>
+            <wp:docPr id="1" name="Picture 1"/>
+            <wp:cNvGraphicFramePr>
+              <a:graphicFrameLocks noChangeAspect="1"/>
+            </wp:cNvGraphicFramePr>
+            <a:graphic>
+              <a:graphicData uri="http://schemas.openxmlformats.org/drawingml/2006/picture">
+                <pic:pic>
+                  <pic:nvPicPr>
+                    <pic:cNvPr id="0" name="banner_final.jpg"/>
+                    <pic:cNvPicPr/>
+                  </pic:nvPicPr>
+                  <pic:blipFill>
+                    <a:blip r:embed="rId9"/>
+                    <a:stretch>
+                      <a:fillRect/>
+                    </a:stretch>
+                  </pic:blipFill>
+                  <pic:spPr>
+                    <a:xfrm>
+                      <a:off x="0" y="0"/>
+                      <a:ext cx="6120000" cy="1455293"/>
+                    </a:xfrm>
+                    <a:prstGeom prst="rect"/>
+                  </pic:spPr>
+                </pic:pic>
+              </a:graphicData>
+            </a:graphic>
+          </wp:inline>
+        </w:drawing>
       </w:r>
     </w:p>
     <w:tbl>
       <w:tblPr>
-        <w:tblStyle w:val="TableGrid"/>
         <w:tblW w:type="auto" w:w="0"/>
+        <w:jc w:val="center"/>
         <w:tblLook w:firstColumn="1" w:firstRow="1" w:lastColumn="0" w:lastRow="0" w:noHBand="0" w:noVBand="1" w:val="04A0"/>
+        <w:tblBorders>
+          <w:top w:val="none" w:sz="0" w:space="0" w:color="auto"/>
+          <w:left w:val="none" w:sz="0" w:space="0" w:color="auto"/>
+          <w:bottom w:val="none" w:sz="0" w:space="0" w:color="auto"/>
+          <w:right w:val="none" w:sz="0" w:space="0" w:color="auto"/>
+          <w:insideH w:val="none" w:sz="0" w:space="0" w:color="auto"/>
+          <w:insideV w:val="none" w:sz="0" w:space="0" w:color="auto"/>
+        </w:tblBorders>
       </w:tblPr>
       <w:tblGrid>
-        <w:gridCol w:w="4873"/>
-        <w:gridCol w:w="4873"/>
+        <w:gridCol w:w="10086"/>
       </w:tblGrid>
       <w:tr>
+        <w:trPr>
+          <w:cantSplit/>
+        </w:trPr>
         <w:tc>
           <w:tcPr>
-            <w:tcW w:type="dxa" w:w="1814"/>
+            <w:tcW w:type="dxa" w:w="10086"/>
+            <w:shd w:val="clear" w:color="auto" w:fill="F4A186"/>
+            <w:tcMar>
+              <w:top w:w="220" w:type="dxa"/>
+              <w:bottom w:w="220" w:type="dxa"/>
+              <w:left w:w="200" w:type="dxa"/>
+              <w:right w:w="200" w:type="dxa"/>
+            </w:tcMar>
+            <w:vAlign w:val="center"/>
           </w:tcPr>
           <w:p>
-            <w:r/>
+            <w:pPr>
+              <w:jc w:val="center"/>
+            </w:pPr>
+            <w:r>
+              <w:rPr>
+                <w:b/>
+                <w:color w:val="FFFFFF"/>
+                <w:sz w:val="46"/>
+              </w:rPr>
+              <w:t>사회정서교육(SEL) 수업 지도안</w:t>
+            </w:r>
+          </w:p>
+          <w:p>
+            <w:pPr>
+              <w:spacing w:before="80"/>
+              <w:jc w:val="center"/>
+            </w:pPr>
+            <w:r>
+              <w:rPr>
+                <w:color w:val="FFF3EC"/>
+                <w:sz w:val="24"/>
+              </w:rPr>
+              <w:t>공동체 빌더스 — 안개에 갇힌 마을을 함께 깨우기</w:t>
+            </w:r>
+          </w:p>
+        </w:tc>
+      </w:tr>
+    </w:tbl>
+    <w:p>
+      <w:pPr>
+        <w:spacing w:after="40"/>
+      </w:pPr>
+    </w:p>
+    <w:tbl>
+      <w:tblPr>
+        <w:tblW w:type="auto" w:w="0"/>
+        <w:jc w:val="left"/>
+        <w:tblLayout w:type="fixed"/>
+        <w:tblLook w:firstColumn="1" w:firstRow="1" w:lastColumn="0" w:lastRow="0" w:noHBand="0" w:noVBand="1" w:val="04A0"/>
+        <w:tblBorders>
+          <w:top w:val="none" w:sz="0" w:space="0" w:color="auto"/>
+          <w:left w:val="none" w:sz="0" w:space="0" w:color="auto"/>
+          <w:bottom w:val="none" w:sz="0" w:space="0" w:color="auto"/>
+          <w:right w:val="none" w:sz="0" w:space="0" w:color="auto"/>
+          <w:insideH w:val="none" w:sz="0" w:space="0" w:color="auto"/>
+          <w:insideV w:val="none" w:sz="0" w:space="0" w:color="auto"/>
+        </w:tblBorders>
+      </w:tblPr>
+      <w:tblGrid>
+        <w:gridCol w:w="5043"/>
+        <w:gridCol w:w="5043"/>
+      </w:tblGrid>
+      <w:tr>
+        <w:trPr>
+          <w:cantSplit/>
+        </w:trPr>
+        <w:tc>
+          <w:tcPr>
+            <w:tcW w:type="dxa" w:w="850"/>
+            <w:shd w:val="clear" w:color="auto" w:fill="FDE9E1"/>
+            <w:tcMar>
+              <w:top w:w="90" w:type="dxa"/>
+              <w:bottom w:w="90" w:type="dxa"/>
+              <w:left w:w="80" w:type="dxa"/>
+              <w:right w:w="40" w:type="dxa"/>
+            </w:tcMar>
+            <w:vAlign w:val="center"/>
+          </w:tcPr>
+          <w:p>
+            <w:pPr>
+              <w:jc w:val="center"/>
+            </w:pPr>
+            <w:r>
+              <w:drawing>
+                <wp:inline xmlns:a="http://schemas.openxmlformats.org/drawingml/2006/main" xmlns:pic="http://schemas.openxmlformats.org/drawingml/2006/picture">
+                  <wp:extent cx="432000" cy="432000"/>
+                  <wp:docPr id="2" name="Picture 2"/>
+                  <wp:cNvGraphicFramePr>
+                    <a:graphicFrameLocks noChangeAspect="1"/>
+                  </wp:cNvGraphicFramePr>
+                  <a:graphic>
+                    <a:graphicData uri="http://schemas.openxmlformats.org/drawingml/2006/picture">
+                      <pic:pic>
+                        <pic:nvPicPr>
+                          <pic:cNvPr id="0" name="icon_prep_final.png"/>
+                          <pic:cNvPicPr/>
+                        </pic:nvPicPr>
+                        <pic:blipFill>
+                          <a:blip r:embed="rId10"/>
+                          <a:stretch>
+                            <a:fillRect/>
+                          </a:stretch>
+                        </pic:blipFill>
+                        <pic:spPr>
+                          <a:xfrm>
+                            <a:off x="0" y="0"/>
+                            <a:ext cx="432000" cy="432000"/>
+                          </a:xfrm>
+                          <a:prstGeom prst="rect"/>
+                        </pic:spPr>
+                      </pic:pic>
+                    </a:graphicData>
+                  </a:graphic>
+                </wp:inline>
+              </w:drawing>
+            </w:r>
+          </w:p>
+        </w:tc>
+        <w:tc>
+          <w:tcPr>
+            <w:tcW w:type="dxa" w:w="8532"/>
+            <w:shd w:val="clear" w:color="auto" w:fill="FDE9E1"/>
+            <w:tcMar>
+              <w:top w:w="90" w:type="dxa"/>
+              <w:bottom w:w="90" w:type="dxa"/>
+              <w:left w:w="40" w:type="dxa"/>
+              <w:right w:w="140" w:type="dxa"/>
+            </w:tcMar>
+            <w:vAlign w:val="center"/>
+          </w:tcPr>
+          <w:p>
+            <w:r>
+              <w:rPr>
+                <w:b/>
+                <w:color w:val="E85D3F"/>
+                <w:sz w:val="28"/>
+              </w:rPr>
+              <w:t>1. 수업 개요</w:t>
+            </w:r>
+          </w:p>
+        </w:tc>
+      </w:tr>
+    </w:tbl>
+    <w:p>
+      <w:pPr>
+        <w:spacing w:after="40"/>
+      </w:pPr>
+    </w:p>
+    <w:tbl>
+      <w:tblPr>
+        <w:tblW w:type="auto" w:w="0"/>
+        <w:jc w:val="center"/>
+        <w:tblLayout w:type="fixed"/>
+        <w:tblLook w:firstColumn="1" w:firstRow="1" w:lastColumn="0" w:lastRow="0" w:noHBand="0" w:noVBand="1" w:val="04A0"/>
+        <w:tblBorders>
+          <w:top w:val="none" w:sz="0" w:space="0" w:color="auto"/>
+          <w:left w:val="none" w:sz="0" w:space="0" w:color="auto"/>
+          <w:bottom w:val="none" w:sz="0" w:space="0" w:color="auto"/>
+          <w:right w:val="none" w:sz="0" w:space="0" w:color="auto"/>
+          <w:insideH w:val="none" w:sz="0" w:space="0" w:color="auto"/>
+          <w:insideV w:val="none" w:sz="0" w:space="0" w:color="auto"/>
+        </w:tblBorders>
+      </w:tblPr>
+      <w:tblGrid>
+        <w:gridCol w:w="5043"/>
+        <w:gridCol w:w="5043"/>
+      </w:tblGrid>
+      <w:tr>
+        <w:trPr>
+          <w:cantSplit/>
+        </w:trPr>
+        <w:tc>
+          <w:tcPr>
+            <w:tcW w:type="dxa" w:w="1928"/>
+            <w:tcMar>
+              <w:top w:w="100" w:type="dxa"/>
+              <w:bottom w:w="100" w:type="dxa"/>
+              <w:left w:w="120" w:type="dxa"/>
+              <w:right w:w="120" w:type="dxa"/>
+            </w:tcMar>
+            <w:tcBorders>
+              <w:top w:val="single" w:sz="5" w:space="0" w:color="EFE2D2"/>
+              <w:left w:val="single" w:sz="5" w:space="0" w:color="EFE2D2"/>
+              <w:bottom w:val="single" w:sz="5" w:space="0" w:color="EFE2D2"/>
+              <w:right w:val="single" w:sz="5" w:space="0" w:color="EFE2D2"/>
+            </w:tcBorders>
+            <w:shd w:val="clear" w:color="auto" w:fill="F4E9DC"/>
+            <w:vAlign w:val="center"/>
+          </w:tcPr>
+          <w:p>
+            <w:r>
+              <w:rPr>
+                <w:b/>
+                <w:color w:val="3A3028"/>
+                <w:sz w:val="19"/>
+              </w:rPr>
+              <w:t>항목</w:t>
+            </w:r>
+          </w:p>
+        </w:tc>
+        <w:tc>
+          <w:tcPr>
+            <w:tcW w:type="dxa" w:w="7654"/>
+            <w:tcMar>
+              <w:top w:w="100" w:type="dxa"/>
+              <w:bottom w:w="100" w:type="dxa"/>
+              <w:left w:w="120" w:type="dxa"/>
+              <w:right w:w="120" w:type="dxa"/>
+            </w:tcMar>
+            <w:tcBorders>
+              <w:top w:val="single" w:sz="5" w:space="0" w:color="EFE2D2"/>
+              <w:left w:val="single" w:sz="5" w:space="0" w:color="EFE2D2"/>
+              <w:bottom w:val="single" w:sz="5" w:space="0" w:color="EFE2D2"/>
+              <w:right w:val="single" w:sz="5" w:space="0" w:color="EFE2D2"/>
+            </w:tcBorders>
+            <w:shd w:val="clear" w:color="auto" w:fill="F4E9DC"/>
+            <w:vAlign w:val="center"/>
+          </w:tcPr>
+          <w:p>
+            <w:r>
+              <w:rPr>
+                <w:b/>
+                <w:color w:val="3A3028"/>
+                <w:sz w:val="19"/>
+              </w:rPr>
+              <w:t>내용</w:t>
+            </w:r>
+          </w:p>
+        </w:tc>
+      </w:tr>
+      <w:tr>
+        <w:trPr>
+          <w:cantSplit/>
+        </w:trPr>
+        <w:tc>
+          <w:tcPr>
+            <w:tcW w:type="dxa" w:w="1928"/>
+            <w:tcMar>
+              <w:top w:w="100" w:type="dxa"/>
+              <w:bottom w:w="100" w:type="dxa"/>
+              <w:left w:w="120" w:type="dxa"/>
+              <w:right w:w="120" w:type="dxa"/>
+            </w:tcMar>
+            <w:tcBorders>
+              <w:top w:val="single" w:sz="5" w:space="0" w:color="EFE2D2"/>
+              <w:left w:val="single" w:sz="5" w:space="0" w:color="EFE2D2"/>
+              <w:bottom w:val="single" w:sz="5" w:space="0" w:color="EFE2D2"/>
+              <w:right w:val="single" w:sz="5" w:space="0" w:color="EFE2D2"/>
+            </w:tcBorders>
+            <w:vAlign w:val="center"/>
+          </w:tcPr>
+          <w:p>
             <w:r>
               <w:rPr>
                 <w:sz w:val="19"/>
@@ -66,10 +328,22 @@
         </w:tc>
         <w:tc>
           <w:tcPr>
-            <w:tcW w:type="dxa" w:w="7257"/>
+            <w:tcW w:type="dxa" w:w="7654"/>
+            <w:tcMar>
+              <w:top w:w="100" w:type="dxa"/>
+              <w:bottom w:w="100" w:type="dxa"/>
+              <w:left w:w="120" w:type="dxa"/>
+              <w:right w:w="120" w:type="dxa"/>
+            </w:tcMar>
+            <w:tcBorders>
+              <w:top w:val="single" w:sz="5" w:space="0" w:color="EFE2D2"/>
+              <w:left w:val="single" w:sz="5" w:space="0" w:color="EFE2D2"/>
+              <w:bottom w:val="single" w:sz="5" w:space="0" w:color="EFE2D2"/>
+              <w:right w:val="single" w:sz="5" w:space="0" w:color="EFE2D2"/>
+            </w:tcBorders>
+            <w:vAlign w:val="center"/>
           </w:tcPr>
           <w:p>
-            <w:r/>
             <w:r>
               <w:rPr>
                 <w:sz w:val="19"/>
@@ -80,12 +354,27 @@
         </w:tc>
       </w:tr>
       <w:tr>
+        <w:trPr>
+          <w:cantSplit/>
+        </w:trPr>
         <w:tc>
           <w:tcPr>
-            <w:tcW w:type="dxa" w:w="1814"/>
+            <w:tcW w:type="dxa" w:w="1928"/>
+            <w:tcMar>
+              <w:top w:w="100" w:type="dxa"/>
+              <w:bottom w:w="100" w:type="dxa"/>
+              <w:left w:w="120" w:type="dxa"/>
+              <w:right w:w="120" w:type="dxa"/>
+            </w:tcMar>
+            <w:tcBorders>
+              <w:top w:val="single" w:sz="5" w:space="0" w:color="EFE2D2"/>
+              <w:left w:val="single" w:sz="5" w:space="0" w:color="EFE2D2"/>
+              <w:bottom w:val="single" w:sz="5" w:space="0" w:color="EFE2D2"/>
+              <w:right w:val="single" w:sz="5" w:space="0" w:color="EFE2D2"/>
+            </w:tcBorders>
+            <w:vAlign w:val="center"/>
           </w:tcPr>
           <w:p>
-            <w:r/>
             <w:r>
               <w:rPr>
                 <w:sz w:val="19"/>
@@ -96,10 +385,22 @@
         </w:tc>
         <w:tc>
           <w:tcPr>
-            <w:tcW w:type="dxa" w:w="7257"/>
+            <w:tcW w:type="dxa" w:w="7654"/>
+            <w:tcMar>
+              <w:top w:w="100" w:type="dxa"/>
+              <w:bottom w:w="100" w:type="dxa"/>
+              <w:left w:w="120" w:type="dxa"/>
+              <w:right w:w="120" w:type="dxa"/>
+            </w:tcMar>
+            <w:tcBorders>
+              <w:top w:val="single" w:sz="5" w:space="0" w:color="EFE2D2"/>
+              <w:left w:val="single" w:sz="5" w:space="0" w:color="EFE2D2"/>
+              <w:bottom w:val="single" w:sz="5" w:space="0" w:color="EFE2D2"/>
+              <w:right w:val="single" w:sz="5" w:space="0" w:color="EFE2D2"/>
+            </w:tcBorders>
+            <w:vAlign w:val="center"/>
           </w:tcPr>
           <w:p>
-            <w:r/>
             <w:r>
               <w:rPr>
                 <w:sz w:val="19"/>
@@ -110,12 +411,27 @@
         </w:tc>
       </w:tr>
       <w:tr>
+        <w:trPr>
+          <w:cantSplit/>
+        </w:trPr>
         <w:tc>
           <w:tcPr>
-            <w:tcW w:type="dxa" w:w="1814"/>
+            <w:tcW w:type="dxa" w:w="1928"/>
+            <w:tcMar>
+              <w:top w:w="100" w:type="dxa"/>
+              <w:bottom w:w="100" w:type="dxa"/>
+              <w:left w:w="120" w:type="dxa"/>
+              <w:right w:w="120" w:type="dxa"/>
+            </w:tcMar>
+            <w:tcBorders>
+              <w:top w:val="single" w:sz="5" w:space="0" w:color="EFE2D2"/>
+              <w:left w:val="single" w:sz="5" w:space="0" w:color="EFE2D2"/>
+              <w:bottom w:val="single" w:sz="5" w:space="0" w:color="EFE2D2"/>
+              <w:right w:val="single" w:sz="5" w:space="0" w:color="EFE2D2"/>
+            </w:tcBorders>
+            <w:vAlign w:val="center"/>
           </w:tcPr>
           <w:p>
-            <w:r/>
             <w:r>
               <w:rPr>
                 <w:sz w:val="19"/>
@@ -126,10 +442,22 @@
         </w:tc>
         <w:tc>
           <w:tcPr>
-            <w:tcW w:type="dxa" w:w="7257"/>
+            <w:tcW w:type="dxa" w:w="7654"/>
+            <w:tcMar>
+              <w:top w:w="100" w:type="dxa"/>
+              <w:bottom w:w="100" w:type="dxa"/>
+              <w:left w:w="120" w:type="dxa"/>
+              <w:right w:w="120" w:type="dxa"/>
+            </w:tcMar>
+            <w:tcBorders>
+              <w:top w:val="single" w:sz="5" w:space="0" w:color="EFE2D2"/>
+              <w:left w:val="single" w:sz="5" w:space="0" w:color="EFE2D2"/>
+              <w:bottom w:val="single" w:sz="5" w:space="0" w:color="EFE2D2"/>
+              <w:right w:val="single" w:sz="5" w:space="0" w:color="EFE2D2"/>
+            </w:tcBorders>
+            <w:vAlign w:val="center"/>
           </w:tcPr>
           <w:p>
-            <w:r/>
             <w:r>
               <w:rPr>
                 <w:sz w:val="19"/>
@@ -140,12 +468,27 @@
         </w:tc>
       </w:tr>
       <w:tr>
+        <w:trPr>
+          <w:cantSplit/>
+        </w:trPr>
         <w:tc>
           <w:tcPr>
-            <w:tcW w:type="dxa" w:w="1814"/>
+            <w:tcW w:type="dxa" w:w="1928"/>
+            <w:tcMar>
+              <w:top w:w="100" w:type="dxa"/>
+              <w:bottom w:w="100" w:type="dxa"/>
+              <w:left w:w="120" w:type="dxa"/>
+              <w:right w:w="120" w:type="dxa"/>
+            </w:tcMar>
+            <w:tcBorders>
+              <w:top w:val="single" w:sz="5" w:space="0" w:color="EFE2D2"/>
+              <w:left w:val="single" w:sz="5" w:space="0" w:color="EFE2D2"/>
+              <w:bottom w:val="single" w:sz="5" w:space="0" w:color="EFE2D2"/>
+              <w:right w:val="single" w:sz="5" w:space="0" w:color="EFE2D2"/>
+            </w:tcBorders>
+            <w:vAlign w:val="center"/>
           </w:tcPr>
           <w:p>
-            <w:r/>
             <w:r>
               <w:rPr>
                 <w:sz w:val="19"/>
@@ -156,10 +499,22 @@
         </w:tc>
         <w:tc>
           <w:tcPr>
-            <w:tcW w:type="dxa" w:w="7257"/>
+            <w:tcW w:type="dxa" w:w="7654"/>
+            <w:tcMar>
+              <w:top w:w="100" w:type="dxa"/>
+              <w:bottom w:w="100" w:type="dxa"/>
+              <w:left w:w="120" w:type="dxa"/>
+              <w:right w:w="120" w:type="dxa"/>
+            </w:tcMar>
+            <w:tcBorders>
+              <w:top w:val="single" w:sz="5" w:space="0" w:color="EFE2D2"/>
+              <w:left w:val="single" w:sz="5" w:space="0" w:color="EFE2D2"/>
+              <w:bottom w:val="single" w:sz="5" w:space="0" w:color="EFE2D2"/>
+              <w:right w:val="single" w:sz="5" w:space="0" w:color="EFE2D2"/>
+            </w:tcBorders>
+            <w:vAlign w:val="center"/>
           </w:tcPr>
           <w:p>
-            <w:r/>
             <w:r>
               <w:rPr>
                 <w:sz w:val="19"/>
@@ -170,12 +525,27 @@
         </w:tc>
       </w:tr>
       <w:tr>
+        <w:trPr>
+          <w:cantSplit/>
+        </w:trPr>
         <w:tc>
           <w:tcPr>
-            <w:tcW w:type="dxa" w:w="1814"/>
+            <w:tcW w:type="dxa" w:w="1928"/>
+            <w:tcMar>
+              <w:top w:w="100" w:type="dxa"/>
+              <w:bottom w:w="100" w:type="dxa"/>
+              <w:left w:w="120" w:type="dxa"/>
+              <w:right w:w="120" w:type="dxa"/>
+            </w:tcMar>
+            <w:tcBorders>
+              <w:top w:val="single" w:sz="5" w:space="0" w:color="EFE2D2"/>
+              <w:left w:val="single" w:sz="5" w:space="0" w:color="EFE2D2"/>
+              <w:bottom w:val="single" w:sz="5" w:space="0" w:color="EFE2D2"/>
+              <w:right w:val="single" w:sz="5" w:space="0" w:color="EFE2D2"/>
+            </w:tcBorders>
+            <w:vAlign w:val="center"/>
           </w:tcPr>
           <w:p>
-            <w:r/>
             <w:r>
               <w:rPr>
                 <w:sz w:val="19"/>
@@ -186,10 +556,22 @@
         </w:tc>
         <w:tc>
           <w:tcPr>
-            <w:tcW w:type="dxa" w:w="7257"/>
+            <w:tcW w:type="dxa" w:w="7654"/>
+            <w:tcMar>
+              <w:top w:w="100" w:type="dxa"/>
+              <w:bottom w:w="100" w:type="dxa"/>
+              <w:left w:w="120" w:type="dxa"/>
+              <w:right w:w="120" w:type="dxa"/>
+            </w:tcMar>
+            <w:tcBorders>
+              <w:top w:val="single" w:sz="5" w:space="0" w:color="EFE2D2"/>
+              <w:left w:val="single" w:sz="5" w:space="0" w:color="EFE2D2"/>
+              <w:bottom w:val="single" w:sz="5" w:space="0" w:color="EFE2D2"/>
+              <w:right w:val="single" w:sz="5" w:space="0" w:color="EFE2D2"/>
+            </w:tcBorders>
+            <w:vAlign w:val="center"/>
           </w:tcPr>
           <w:p>
-            <w:r/>
             <w:r>
               <w:rPr>
                 <w:sz w:val="19"/>
@@ -202,73 +584,300 @@
     </w:tbl>
     <w:p>
       <w:pPr>
-        <w:spacing w:before="200" w:after="80"/>
+        <w:spacing w:after="80"/>
+      </w:pPr>
+    </w:p>
+    <w:tbl>
+      <w:tblPr>
+        <w:tblW w:type="auto" w:w="0"/>
+        <w:jc w:val="left"/>
+        <w:tblLayout w:type="fixed"/>
+        <w:tblLook w:firstColumn="1" w:firstRow="1" w:lastColumn="0" w:lastRow="0" w:noHBand="0" w:noVBand="1" w:val="04A0"/>
+        <w:tblBorders>
+          <w:top w:val="none" w:sz="0" w:space="0" w:color="auto"/>
+          <w:left w:val="none" w:sz="0" w:space="0" w:color="auto"/>
+          <w:bottom w:val="none" w:sz="0" w:space="0" w:color="auto"/>
+          <w:right w:val="none" w:sz="0" w:space="0" w:color="auto"/>
+          <w:insideH w:val="none" w:sz="0" w:space="0" w:color="auto"/>
+          <w:insideV w:val="none" w:sz="0" w:space="0" w:color="auto"/>
+        </w:tblBorders>
+      </w:tblPr>
+      <w:tblGrid>
+        <w:gridCol w:w="5043"/>
+        <w:gridCol w:w="5043"/>
+      </w:tblGrid>
+      <w:tr>
+        <w:trPr>
+          <w:cantSplit/>
+        </w:trPr>
+        <w:tc>
+          <w:tcPr>
+            <w:tcW w:type="dxa" w:w="850"/>
+            <w:shd w:val="clear" w:color="auto" w:fill="DCF5EA"/>
+            <w:tcMar>
+              <w:top w:w="90" w:type="dxa"/>
+              <w:bottom w:w="90" w:type="dxa"/>
+              <w:left w:w="80" w:type="dxa"/>
+              <w:right w:w="40" w:type="dxa"/>
+            </w:tcMar>
+            <w:vAlign w:val="center"/>
+          </w:tcPr>
+          <w:p>
+            <w:pPr>
+              <w:jc w:val="center"/>
+            </w:pPr>
+            <w:r>
+              <w:drawing>
+                <wp:inline xmlns:a="http://schemas.openxmlformats.org/drawingml/2006/main" xmlns:pic="http://schemas.openxmlformats.org/drawingml/2006/picture">
+                  <wp:extent cx="432000" cy="432000"/>
+                  <wp:docPr id="3" name="Picture 3"/>
+                  <wp:cNvGraphicFramePr>
+                    <a:graphicFrameLocks noChangeAspect="1"/>
+                  </wp:cNvGraphicFramePr>
+                  <a:graphic>
+                    <a:graphicData uri="http://schemas.openxmlformats.org/drawingml/2006/picture">
+                      <pic:pic>
+                        <pic:nvPicPr>
+                          <pic:cNvPr id="0" name="icon_goal_final.png"/>
+                          <pic:cNvPicPr/>
+                        </pic:nvPicPr>
+                        <pic:blipFill>
+                          <a:blip r:embed="rId11"/>
+                          <a:stretch>
+                            <a:fillRect/>
+                          </a:stretch>
+                        </pic:blipFill>
+                        <pic:spPr>
+                          <a:xfrm>
+                            <a:off x="0" y="0"/>
+                            <a:ext cx="432000" cy="432000"/>
+                          </a:xfrm>
+                          <a:prstGeom prst="rect"/>
+                        </pic:spPr>
+                      </pic:pic>
+                    </a:graphicData>
+                  </a:graphic>
+                </wp:inline>
+              </w:drawing>
+            </w:r>
+          </w:p>
+        </w:tc>
+        <w:tc>
+          <w:tcPr>
+            <w:tcW w:type="dxa" w:w="8532"/>
+            <w:shd w:val="clear" w:color="auto" w:fill="DCF5EA"/>
+            <w:tcMar>
+              <w:top w:w="90" w:type="dxa"/>
+              <w:bottom w:w="90" w:type="dxa"/>
+              <w:left w:w="40" w:type="dxa"/>
+              <w:right w:w="140" w:type="dxa"/>
+            </w:tcMar>
+            <w:vAlign w:val="center"/>
+          </w:tcPr>
+          <w:p>
+            <w:r>
+              <w:rPr>
+                <w:b/>
+                <w:color w:val="0F8F68"/>
+                <w:sz w:val="28"/>
+              </w:rPr>
+              <w:t>2. 학습 목표</w:t>
+            </w:r>
+          </w:p>
+        </w:tc>
+      </w:tr>
+    </w:tbl>
+    <w:p>
+      <w:pPr>
+        <w:spacing w:after="40"/>
+      </w:pPr>
+    </w:p>
+    <w:p>
+      <w:pPr>
+        <w:spacing w:after="100" w:line="283" w:lineRule="auto"/>
       </w:pPr>
       <w:r>
         <w:rPr>
           <w:b/>
-          <w:color w:val="0F765E"/>
-          <w:sz w:val="32"/>
+          <w:color w:val="0F8F68"/>
+          <w:sz w:val="21"/>
+          <w:u w:val="none"/>
         </w:rPr>
-        <w:t>2. 학습 목표</w:t>
+        <w:t xml:space="preserve">① </w:t>
+      </w:r>
+      <w:r>
+        <w:rPr>
+          <w:sz w:val="21"/>
+        </w:rPr>
+        <w:t>일상적인 학급 갈등 상황에서 공동체를 세우는 선택과 허무는 선택을 구별할 수 있다.</w:t>
       </w:r>
     </w:p>
     <w:p>
       <w:pPr>
-        <w:spacing w:after="60"/>
+        <w:spacing w:after="100" w:line="283" w:lineRule="auto"/>
       </w:pPr>
       <w:r>
         <w:rPr>
-          <w:b w:val="0"/>
+          <w:b/>
+          <w:color w:val="0F8F68"/>
+          <w:sz w:val="21"/>
+          <w:u w:val="none"/>
+        </w:rPr>
+        <w:t xml:space="preserve">② </w:t>
+      </w:r>
+      <w:r>
+        <w:rPr>
           <w:sz w:val="21"/>
         </w:rPr>
-        <w:t>① 일상적인 학급 갈등 상황에서 공동체를 세우는 선택과 허무는 선택을 구별할 수 있다.</w:t>
+        <w:t>경청·사과·합의·환대 등 관계 기술의 구체적 행동 방법을 말할 수 있다.</w:t>
       </w:r>
     </w:p>
     <w:p>
       <w:pPr>
-        <w:spacing w:after="60"/>
-      </w:pPr>
-      <w:r>
-        <w:rPr>
-          <w:b w:val="0"/>
-          <w:sz w:val="21"/>
-        </w:rPr>
-        <w:t>② 경청·사과·합의·환대 등 관계 기술의 구체적 행동 방법을 말할 수 있다.</w:t>
-      </w:r>
-    </w:p>
-    <w:p>
-      <w:pPr>
-        <w:spacing w:after="60"/>
-      </w:pPr>
-      <w:r>
-        <w:rPr>
-          <w:b w:val="0"/>
-          <w:sz w:val="21"/>
-        </w:rPr>
-        <w:t>③ 개인의 작은 실천이 공동체 전체를 밝힌다는 것을 '우리 반 마을 밝기' 경험으로 설명할 수 있다.</w:t>
-      </w:r>
-    </w:p>
-    <w:p>
-      <w:pPr>
-        <w:spacing w:before="200" w:after="80"/>
+        <w:spacing w:after="100" w:line="283" w:lineRule="auto"/>
       </w:pPr>
       <w:r>
         <w:rPr>
           <w:b/>
-          <w:color w:val="0F765E"/>
-          <w:sz w:val="32"/>
+          <w:color w:val="0F8F68"/>
+          <w:sz w:val="21"/>
+          <w:u w:val="none"/>
         </w:rPr>
-        <w:t>3. 수업 전 준비 (교사)</w:t>
+        <w:t xml:space="preserve">③ </w:t>
       </w:r>
+      <w:r>
+        <w:rPr>
+          <w:sz w:val="21"/>
+        </w:rPr>
+        <w:t xml:space="preserve">개인의 작은 실천이 공동체 전체를 밝힌다는 것을 </w:t>
+      </w:r>
+      <w:r>
+        <w:rPr>
+          <w:b/>
+          <w:color w:val="0F8F68"/>
+          <w:sz w:val="21"/>
+          <w:u w:val="single"/>
+        </w:rPr>
+        <w:t>우리 반 마을 밝기</w:t>
+      </w:r>
+      <w:r>
+        <w:rPr>
+          <w:sz w:val="21"/>
+        </w:rPr>
+        <w:t xml:space="preserve"> 경험으로 설명할 수 있다.</w:t>
+      </w:r>
+    </w:p>
+    <w:tbl>
+      <w:tblPr>
+        <w:tblW w:type="auto" w:w="0"/>
+        <w:jc w:val="left"/>
+        <w:tblLayout w:type="fixed"/>
+        <w:tblLook w:firstColumn="1" w:firstRow="1" w:lastColumn="0" w:lastRow="0" w:noHBand="0" w:noVBand="1" w:val="04A0"/>
+        <w:tblBorders>
+          <w:top w:val="none" w:sz="0" w:space="0" w:color="auto"/>
+          <w:left w:val="none" w:sz="0" w:space="0" w:color="auto"/>
+          <w:bottom w:val="none" w:sz="0" w:space="0" w:color="auto"/>
+          <w:right w:val="none" w:sz="0" w:space="0" w:color="auto"/>
+          <w:insideH w:val="none" w:sz="0" w:space="0" w:color="auto"/>
+          <w:insideV w:val="none" w:sz="0" w:space="0" w:color="auto"/>
+        </w:tblBorders>
+      </w:tblPr>
+      <w:tblGrid>
+        <w:gridCol w:w="5043"/>
+        <w:gridCol w:w="5043"/>
+      </w:tblGrid>
+      <w:tr>
+        <w:trPr>
+          <w:cantSplit/>
+        </w:trPr>
+        <w:tc>
+          <w:tcPr>
+            <w:tcW w:type="dxa" w:w="850"/>
+            <w:shd w:val="clear" w:color="auto" w:fill="DDEEFB"/>
+            <w:tcMar>
+              <w:top w:w="90" w:type="dxa"/>
+              <w:bottom w:w="90" w:type="dxa"/>
+              <w:left w:w="80" w:type="dxa"/>
+              <w:right w:w="40" w:type="dxa"/>
+            </w:tcMar>
+            <w:vAlign w:val="center"/>
+          </w:tcPr>
+          <w:p>
+            <w:pPr>
+              <w:jc w:val="center"/>
+            </w:pPr>
+            <w:r>
+              <w:drawing>
+                <wp:inline xmlns:a="http://schemas.openxmlformats.org/drawingml/2006/main" xmlns:pic="http://schemas.openxmlformats.org/drawingml/2006/picture">
+                  <wp:extent cx="432000" cy="432000"/>
+                  <wp:docPr id="4" name="Picture 4"/>
+                  <wp:cNvGraphicFramePr>
+                    <a:graphicFrameLocks noChangeAspect="1"/>
+                  </wp:cNvGraphicFramePr>
+                  <a:graphic>
+                    <a:graphicData uri="http://schemas.openxmlformats.org/drawingml/2006/picture">
+                      <pic:pic>
+                        <pic:nvPicPr>
+                          <pic:cNvPr id="0" name="icon_activity_final.png"/>
+                          <pic:cNvPicPr/>
+                        </pic:nvPicPr>
+                        <pic:blipFill>
+                          <a:blip r:embed="rId12"/>
+                          <a:stretch>
+                            <a:fillRect/>
+                          </a:stretch>
+                        </pic:blipFill>
+                        <pic:spPr>
+                          <a:xfrm>
+                            <a:off x="0" y="0"/>
+                            <a:ext cx="432000" cy="432000"/>
+                          </a:xfrm>
+                          <a:prstGeom prst="rect"/>
+                        </pic:spPr>
+                      </pic:pic>
+                    </a:graphicData>
+                  </a:graphic>
+                </wp:inline>
+              </w:drawing>
+            </w:r>
+          </w:p>
+        </w:tc>
+        <w:tc>
+          <w:tcPr>
+            <w:tcW w:type="dxa" w:w="8532"/>
+            <w:shd w:val="clear" w:color="auto" w:fill="DDEEFB"/>
+            <w:tcMar>
+              <w:top w:w="90" w:type="dxa"/>
+              <w:bottom w:w="90" w:type="dxa"/>
+              <w:left w:w="40" w:type="dxa"/>
+              <w:right w:w="140" w:type="dxa"/>
+            </w:tcMar>
+            <w:vAlign w:val="center"/>
+          </w:tcPr>
+          <w:p>
+            <w:r>
+              <w:rPr>
+                <w:b/>
+                <w:color w:val="2277B8"/>
+                <w:sz w:val="28"/>
+              </w:rPr>
+              <w:t>3. 수업 전 준비 (교사)</w:t>
+            </w:r>
+          </w:p>
+        </w:tc>
+      </w:tr>
+    </w:tbl>
+    <w:p>
+      <w:pPr>
+        <w:spacing w:after="40"/>
+      </w:pPr>
     </w:p>
     <w:p>
       <w:pPr>
-        <w:spacing w:after="60"/>
+        <w:spacing w:after="100" w:line="283" w:lineRule="auto"/>
       </w:pPr>
       <w:r>
         <w:rPr>
-          <w:b w:val="0"/>
           <w:sz w:val="21"/>
         </w:rPr>
         <w:t>① 교사 컴퓨터에서 접속 주소를 열고, 시작 화면의 [교사용 화면 열기]를 클릭한다.</w:t>
@@ -276,23 +885,45 @@
     </w:p>
     <w:p>
       <w:pPr>
-        <w:spacing w:after="60"/>
+        <w:spacing w:after="100" w:line="283" w:lineRule="auto"/>
       </w:pPr>
       <w:r>
         <w:rPr>
           <w:b w:val="0"/>
+          <w:color w:val="3A3028"/>
+          <w:sz w:val="21"/>
+          <w:u w:val="none"/>
+        </w:rPr>
+        <w:t xml:space="preserve">② </w:t>
+      </w:r>
+      <w:r>
+        <w:rPr>
           <w:sz w:val="21"/>
         </w:rPr>
-        <w:t>② [새 코드 만들기]를 눌러 반 코드를 만들고 칠판에 크게 적어 둔다. (예: 3021)</w:t>
+        <w:t xml:space="preserve">[새 코드 만들기]를 눌러 반 코드를 만들고 칠판에 크게 적어 둔다. (예: </w:t>
+      </w:r>
+      <w:r>
+        <w:rPr>
+          <w:b/>
+          <w:color w:val="2277B8"/>
+          <w:sz w:val="21"/>
+          <w:u w:val="single"/>
+        </w:rPr>
+        <w:t>3021</w:t>
+      </w:r>
+      <w:r>
+        <w:rPr>
+          <w:sz w:val="21"/>
+        </w:rPr>
+        <w:t>)</w:t>
       </w:r>
     </w:p>
     <w:p>
       <w:pPr>
-        <w:spacing w:after="60"/>
+        <w:spacing w:after="100" w:line="283" w:lineRule="auto"/>
       </w:pPr>
       <w:r>
         <w:rPr>
-          <w:b w:val="0"/>
           <w:sz w:val="21"/>
         </w:rPr>
         <w:t>③ 교사 화면을 프로젝터/전자칠판에 띄워 두면 수업 내내 학생 진행 상황이 실시간으로 보인다.</w:t>
@@ -300,51 +931,168 @@
     </w:p>
     <w:p>
       <w:pPr>
-        <w:spacing w:after="60"/>
+        <w:spacing w:after="100" w:line="283" w:lineRule="auto"/>
       </w:pPr>
       <w:r>
         <w:rPr>
-          <w:b w:val="0"/>
           <w:sz w:val="21"/>
         </w:rPr>
         <w:t>④ 학생 안내: 시작 화면에서 닉네임(실명 또는 별칭 규칙 정하기)과 반 코드를 입력하게 한다.</w:t>
       </w:r>
     </w:p>
+    <w:tbl>
+      <w:tblPr>
+        <w:tblW w:type="auto" w:w="0"/>
+        <w:jc w:val="left"/>
+        <w:tblLayout w:type="fixed"/>
+        <w:tblLook w:firstColumn="1" w:firstRow="1" w:lastColumn="0" w:lastRow="0" w:noHBand="0" w:noVBand="1" w:val="04A0"/>
+        <w:tblBorders>
+          <w:top w:val="none" w:sz="0" w:space="0" w:color="auto"/>
+          <w:left w:val="none" w:sz="0" w:space="0" w:color="auto"/>
+          <w:bottom w:val="none" w:sz="0" w:space="0" w:color="auto"/>
+          <w:right w:val="none" w:sz="0" w:space="0" w:color="auto"/>
+          <w:insideH w:val="none" w:sz="0" w:space="0" w:color="auto"/>
+          <w:insideV w:val="none" w:sz="0" w:space="0" w:color="auto"/>
+        </w:tblBorders>
+      </w:tblPr>
+      <w:tblGrid>
+        <w:gridCol w:w="5043"/>
+        <w:gridCol w:w="5043"/>
+      </w:tblGrid>
+      <w:tr>
+        <w:trPr>
+          <w:cantSplit/>
+        </w:trPr>
+        <w:tc>
+          <w:tcPr>
+            <w:tcW w:type="dxa" w:w="850"/>
+            <w:shd w:val="clear" w:color="auto" w:fill="DDEEFB"/>
+            <w:tcMar>
+              <w:top w:w="90" w:type="dxa"/>
+              <w:bottom w:w="90" w:type="dxa"/>
+              <w:left w:w="80" w:type="dxa"/>
+              <w:right w:w="40" w:type="dxa"/>
+            </w:tcMar>
+            <w:vAlign w:val="center"/>
+          </w:tcPr>
+          <w:p>
+            <w:pPr>
+              <w:jc w:val="center"/>
+            </w:pPr>
+            <w:r>
+              <w:drawing>
+                <wp:inline xmlns:a="http://schemas.openxmlformats.org/drawingml/2006/main" xmlns:pic="http://schemas.openxmlformats.org/drawingml/2006/picture">
+                  <wp:extent cx="432000" cy="432000"/>
+                  <wp:docPr id="5" name="Picture 5"/>
+                  <wp:cNvGraphicFramePr>
+                    <a:graphicFrameLocks noChangeAspect="1"/>
+                  </wp:cNvGraphicFramePr>
+                  <a:graphic>
+                    <a:graphicData uri="http://schemas.openxmlformats.org/drawingml/2006/picture">
+                      <pic:pic>
+                        <pic:nvPicPr>
+                          <pic:cNvPr id="0" name="icon_activity_final.png"/>
+                          <pic:cNvPicPr/>
+                        </pic:nvPicPr>
+                        <pic:blipFill>
+                          <a:blip r:embed="rId12"/>
+                          <a:stretch>
+                            <a:fillRect/>
+                          </a:stretch>
+                        </pic:blipFill>
+                        <pic:spPr>
+                          <a:xfrm>
+                            <a:off x="0" y="0"/>
+                            <a:ext cx="432000" cy="432000"/>
+                          </a:xfrm>
+                          <a:prstGeom prst="rect"/>
+                        </pic:spPr>
+                      </pic:pic>
+                    </a:graphicData>
+                  </a:graphic>
+                </wp:inline>
+              </w:drawing>
+            </w:r>
+          </w:p>
+        </w:tc>
+        <w:tc>
+          <w:tcPr>
+            <w:tcW w:type="dxa" w:w="8532"/>
+            <w:shd w:val="clear" w:color="auto" w:fill="DDEEFB"/>
+            <w:tcMar>
+              <w:top w:w="90" w:type="dxa"/>
+              <w:bottom w:w="90" w:type="dxa"/>
+              <w:left w:w="40" w:type="dxa"/>
+              <w:right w:w="140" w:type="dxa"/>
+            </w:tcMar>
+            <w:vAlign w:val="center"/>
+          </w:tcPr>
+          <w:p>
+            <w:r>
+              <w:rPr>
+                <w:b/>
+                <w:color w:val="2277B8"/>
+                <w:sz w:val="28"/>
+              </w:rPr>
+              <w:t>4. 수업 흐름 (45분)</w:t>
+            </w:r>
+          </w:p>
+        </w:tc>
+      </w:tr>
+    </w:tbl>
     <w:p>
       <w:pPr>
-        <w:spacing w:before="200" w:after="80"/>
+        <w:spacing w:after="40"/>
       </w:pPr>
-      <w:r>
-        <w:rPr>
-          <w:b/>
-          <w:color w:val="0F765E"/>
-          <w:sz w:val="32"/>
-        </w:rPr>
-        <w:t>4. 수업 흐름 (45분)</w:t>
-      </w:r>
     </w:p>
     <w:tbl>
       <w:tblPr>
-        <w:tblStyle w:val="TableGrid"/>
         <w:tblW w:type="auto" w:w="0"/>
+        <w:jc w:val="center"/>
+        <w:tblLayout w:type="fixed"/>
         <w:tblLook w:firstColumn="1" w:firstRow="1" w:lastColumn="0" w:lastRow="0" w:noHBand="0" w:noVBand="1" w:val="04A0"/>
+        <w:tblBorders>
+          <w:top w:val="none" w:sz="0" w:space="0" w:color="auto"/>
+          <w:left w:val="none" w:sz="0" w:space="0" w:color="auto"/>
+          <w:bottom w:val="none" w:sz="0" w:space="0" w:color="auto"/>
+          <w:right w:val="none" w:sz="0" w:space="0" w:color="auto"/>
+          <w:insideH w:val="none" w:sz="0" w:space="0" w:color="auto"/>
+          <w:insideV w:val="none" w:sz="0" w:space="0" w:color="auto"/>
+        </w:tblBorders>
       </w:tblPr>
       <w:tblGrid>
-        <w:gridCol w:w="2436"/>
-        <w:gridCol w:w="2436"/>
-        <w:gridCol w:w="2436"/>
-        <w:gridCol w:w="2436"/>
+        <w:gridCol w:w="2521"/>
+        <w:gridCol w:w="2521"/>
+        <w:gridCol w:w="2521"/>
+        <w:gridCol w:w="2521"/>
       </w:tblGrid>
       <w:tr>
+        <w:trPr>
+          <w:cantSplit/>
+        </w:trPr>
         <w:tc>
           <w:tcPr>
             <w:tcW w:type="dxa" w:w="1134"/>
+            <w:tcMar>
+              <w:top w:w="100" w:type="dxa"/>
+              <w:bottom w:w="100" w:type="dxa"/>
+              <w:left w:w="120" w:type="dxa"/>
+              <w:right w:w="120" w:type="dxa"/>
+            </w:tcMar>
+            <w:tcBorders>
+              <w:top w:val="single" w:sz="5" w:space="0" w:color="EFE2D2"/>
+              <w:left w:val="single" w:sz="5" w:space="0" w:color="EFE2D2"/>
+              <w:bottom w:val="single" w:sz="5" w:space="0" w:color="EFE2D2"/>
+              <w:right w:val="single" w:sz="5" w:space="0" w:color="EFE2D2"/>
+            </w:tcBorders>
+            <w:shd w:val="clear" w:color="auto" w:fill="FDE9E1"/>
+            <w:vAlign w:val="center"/>
           </w:tcPr>
           <w:p>
-            <w:r/>
             <w:r>
               <w:rPr>
                 <w:b/>
+                <w:color w:val="E85D3F"/>
                 <w:sz w:val="19"/>
               </w:rPr>
               <w:t>단계</w:t>
@@ -353,13 +1101,27 @@
         </w:tc>
         <w:tc>
           <w:tcPr>
-            <w:tcW w:type="dxa" w:w="907"/>
+            <w:tcW w:type="dxa" w:w="850"/>
+            <w:tcMar>
+              <w:top w:w="100" w:type="dxa"/>
+              <w:bottom w:w="100" w:type="dxa"/>
+              <w:left w:w="120" w:type="dxa"/>
+              <w:right w:w="120" w:type="dxa"/>
+            </w:tcMar>
+            <w:tcBorders>
+              <w:top w:val="single" w:sz="5" w:space="0" w:color="EFE2D2"/>
+              <w:left w:val="single" w:sz="5" w:space="0" w:color="EFE2D2"/>
+              <w:bottom w:val="single" w:sz="5" w:space="0" w:color="EFE2D2"/>
+              <w:right w:val="single" w:sz="5" w:space="0" w:color="EFE2D2"/>
+            </w:tcBorders>
+            <w:shd w:val="clear" w:color="auto" w:fill="FDE9E1"/>
+            <w:vAlign w:val="center"/>
           </w:tcPr>
           <w:p>
-            <w:r/>
             <w:r>
               <w:rPr>
                 <w:b/>
+                <w:color w:val="E85D3F"/>
                 <w:sz w:val="19"/>
               </w:rPr>
               <w:t>시간</w:t>
@@ -368,13 +1130,27 @@
         </w:tc>
         <w:tc>
           <w:tcPr>
-            <w:tcW w:type="dxa" w:w="5329"/>
+            <w:tcW w:type="dxa" w:w="5499"/>
+            <w:tcMar>
+              <w:top w:w="100" w:type="dxa"/>
+              <w:bottom w:w="100" w:type="dxa"/>
+              <w:left w:w="120" w:type="dxa"/>
+              <w:right w:w="120" w:type="dxa"/>
+            </w:tcMar>
+            <w:tcBorders>
+              <w:top w:val="single" w:sz="5" w:space="0" w:color="EFE2D2"/>
+              <w:left w:val="single" w:sz="5" w:space="0" w:color="EFE2D2"/>
+              <w:bottom w:val="single" w:sz="5" w:space="0" w:color="EFE2D2"/>
+              <w:right w:val="single" w:sz="5" w:space="0" w:color="EFE2D2"/>
+            </w:tcBorders>
+            <w:shd w:val="clear" w:color="auto" w:fill="FDE9E1"/>
+            <w:vAlign w:val="center"/>
           </w:tcPr>
           <w:p>
-            <w:r/>
             <w:r>
               <w:rPr>
                 <w:b/>
+                <w:color w:val="E85D3F"/>
                 <w:sz w:val="19"/>
               </w:rPr>
               <w:t>교수·학습 활동</w:t>
@@ -383,13 +1159,27 @@
         </w:tc>
         <w:tc>
           <w:tcPr>
-            <w:tcW w:type="dxa" w:w="1701"/>
+            <w:tcW w:type="dxa" w:w="1814"/>
+            <w:tcMar>
+              <w:top w:w="100" w:type="dxa"/>
+              <w:bottom w:w="100" w:type="dxa"/>
+              <w:left w:w="120" w:type="dxa"/>
+              <w:right w:w="120" w:type="dxa"/>
+            </w:tcMar>
+            <w:tcBorders>
+              <w:top w:val="single" w:sz="5" w:space="0" w:color="EFE2D2"/>
+              <w:left w:val="single" w:sz="5" w:space="0" w:color="EFE2D2"/>
+              <w:bottom w:val="single" w:sz="5" w:space="0" w:color="EFE2D2"/>
+              <w:right w:val="single" w:sz="5" w:space="0" w:color="EFE2D2"/>
+            </w:tcBorders>
+            <w:shd w:val="clear" w:color="auto" w:fill="FDE9E1"/>
+            <w:vAlign w:val="center"/>
           </w:tcPr>
           <w:p>
-            <w:r/>
             <w:r>
               <w:rPr>
                 <w:b/>
+                <w:color w:val="E85D3F"/>
                 <w:sz w:val="19"/>
               </w:rPr>
               <w:t>자료·유의점</w:t>
@@ -398,12 +1188,27 @@
         </w:tc>
       </w:tr>
       <w:tr>
+        <w:trPr>
+          <w:cantSplit/>
+        </w:trPr>
         <w:tc>
           <w:tcPr>
             <w:tcW w:type="dxa" w:w="1134"/>
+            <w:tcMar>
+              <w:top w:w="100" w:type="dxa"/>
+              <w:bottom w:w="100" w:type="dxa"/>
+              <w:left w:w="120" w:type="dxa"/>
+              <w:right w:w="120" w:type="dxa"/>
+            </w:tcMar>
+            <w:tcBorders>
+              <w:top w:val="single" w:sz="5" w:space="0" w:color="EFE2D2"/>
+              <w:left w:val="single" w:sz="5" w:space="0" w:color="EFE2D2"/>
+              <w:bottom w:val="single" w:sz="5" w:space="0" w:color="EFE2D2"/>
+              <w:right w:val="single" w:sz="5" w:space="0" w:color="EFE2D2"/>
+            </w:tcBorders>
+            <w:vAlign w:val="center"/>
           </w:tcPr>
           <w:p>
-            <w:r/>
             <w:r>
               <w:rPr>
                 <w:sz w:val="19"/>
@@ -414,10 +1219,22 @@
         </w:tc>
         <w:tc>
           <w:tcPr>
-            <w:tcW w:type="dxa" w:w="907"/>
+            <w:tcW w:type="dxa" w:w="850"/>
+            <w:tcMar>
+              <w:top w:w="100" w:type="dxa"/>
+              <w:bottom w:w="100" w:type="dxa"/>
+              <w:left w:w="120" w:type="dxa"/>
+              <w:right w:w="120" w:type="dxa"/>
+            </w:tcMar>
+            <w:tcBorders>
+              <w:top w:val="single" w:sz="5" w:space="0" w:color="EFE2D2"/>
+              <w:left w:val="single" w:sz="5" w:space="0" w:color="EFE2D2"/>
+              <w:bottom w:val="single" w:sz="5" w:space="0" w:color="EFE2D2"/>
+              <w:right w:val="single" w:sz="5" w:space="0" w:color="EFE2D2"/>
+            </w:tcBorders>
+            <w:vAlign w:val="center"/>
           </w:tcPr>
           <w:p>
-            <w:r/>
             <w:r>
               <w:rPr>
                 <w:sz w:val="19"/>
@@ -428,28 +1245,52 @@
         </w:tc>
         <w:tc>
           <w:tcPr>
-            <w:tcW w:type="dxa" w:w="5329"/>
+            <w:tcW w:type="dxa" w:w="5499"/>
+            <w:tcMar>
+              <w:top w:w="100" w:type="dxa"/>
+              <w:bottom w:w="100" w:type="dxa"/>
+              <w:left w:w="120" w:type="dxa"/>
+              <w:right w:w="120" w:type="dxa"/>
+            </w:tcMar>
+            <w:tcBorders>
+              <w:top w:val="single" w:sz="5" w:space="0" w:color="EFE2D2"/>
+              <w:left w:val="single" w:sz="5" w:space="0" w:color="EFE2D2"/>
+              <w:bottom w:val="single" w:sz="5" w:space="0" w:color="EFE2D2"/>
+              <w:right w:val="single" w:sz="5" w:space="0" w:color="EFE2D2"/>
+            </w:tcBorders>
+            <w:vAlign w:val="center"/>
           </w:tcPr>
           <w:p>
-            <w:r/>
             <w:r>
               <w:rPr>
                 <w:sz w:val="19"/>
               </w:rPr>
-              <w:t>· 발문: "우리 반이 '안개에 갇힌 마을'이라면, 그 안개는 무엇일까?" (오해·침묵·소외 등)</w:t>
+              <w:t>발문: "우리 반이 '안개에 갇힌 마을'이라면, 그 안개는 무엇일까?" (오해·침묵·소외 등)</w:t>
               <w:br/>
-              <w:t>· 게임 소개: 안개 속에 숨은 16명의 친구를 찾아 고민을 함께 해결하면 마을이 깨어난다.</w:t>
+              <w:t>게임 소개: 안개 속에 숨은 16명의 친구를 찾아 고민을 함께 해결하면 마을이 깨어난다.</w:t>
               <w:br/>
-              <w:t>· 접속: 닉네임 + 반 코드 입력</w:t>
+              <w:t>접속: 닉네임 + 반 코드 입력</w:t>
             </w:r>
           </w:p>
         </w:tc>
         <w:tc>
           <w:tcPr>
-            <w:tcW w:type="dxa" w:w="1701"/>
+            <w:tcW w:type="dxa" w:w="1814"/>
+            <w:tcMar>
+              <w:top w:w="100" w:type="dxa"/>
+              <w:bottom w:w="100" w:type="dxa"/>
+              <w:left w:w="120" w:type="dxa"/>
+              <w:right w:w="120" w:type="dxa"/>
+            </w:tcMar>
+            <w:tcBorders>
+              <w:top w:val="single" w:sz="5" w:space="0" w:color="EFE2D2"/>
+              <w:left w:val="single" w:sz="5" w:space="0" w:color="EFE2D2"/>
+              <w:bottom w:val="single" w:sz="5" w:space="0" w:color="EFE2D2"/>
+              <w:right w:val="single" w:sz="5" w:space="0" w:color="EFE2D2"/>
+            </w:tcBorders>
+            <w:vAlign w:val="center"/>
           </w:tcPr>
           <w:p>
-            <w:r/>
             <w:r>
               <w:rPr>
                 <w:sz w:val="19"/>
@@ -462,28 +1303,55 @@
         </w:tc>
       </w:tr>
       <w:tr>
+        <w:trPr>
+          <w:cantSplit/>
+        </w:trPr>
         <w:tc>
           <w:tcPr>
             <w:tcW w:type="dxa" w:w="1134"/>
+            <w:tcMar>
+              <w:top w:w="100" w:type="dxa"/>
+              <w:bottom w:w="100" w:type="dxa"/>
+              <w:left w:w="120" w:type="dxa"/>
+              <w:right w:w="120" w:type="dxa"/>
+            </w:tcMar>
+            <w:tcBorders>
+              <w:top w:val="single" w:sz="5" w:space="0" w:color="EFE2D2"/>
+              <w:left w:val="single" w:sz="5" w:space="0" w:color="EFE2D2"/>
+              <w:bottom w:val="single" w:sz="5" w:space="0" w:color="EFE2D2"/>
+              <w:right w:val="single" w:sz="5" w:space="0" w:color="EFE2D2"/>
+            </w:tcBorders>
+            <w:vAlign w:val="center"/>
           </w:tcPr>
           <w:p>
-            <w:r/>
             <w:r>
               <w:rPr>
                 <w:sz w:val="19"/>
               </w:rPr>
-              <w:t>전개 1</w:t>
+              <w:t>전개1</w:t>
               <w:br/>
-              <w:t>(탐험)</w:t>
+              <w:t>탐험</w:t>
             </w:r>
           </w:p>
         </w:tc>
         <w:tc>
           <w:tcPr>
-            <w:tcW w:type="dxa" w:w="907"/>
+            <w:tcW w:type="dxa" w:w="850"/>
+            <w:tcMar>
+              <w:top w:w="100" w:type="dxa"/>
+              <w:bottom w:w="100" w:type="dxa"/>
+              <w:left w:w="120" w:type="dxa"/>
+              <w:right w:w="120" w:type="dxa"/>
+            </w:tcMar>
+            <w:tcBorders>
+              <w:top w:val="single" w:sz="5" w:space="0" w:color="EFE2D2"/>
+              <w:left w:val="single" w:sz="5" w:space="0" w:color="EFE2D2"/>
+              <w:bottom w:val="single" w:sz="5" w:space="0" w:color="EFE2D2"/>
+              <w:right w:val="single" w:sz="5" w:space="0" w:color="EFE2D2"/>
+            </w:tcBorders>
+            <w:vAlign w:val="center"/>
           </w:tcPr>
           <w:p>
-            <w:r/>
             <w:r>
               <w:rPr>
                 <w:sz w:val="19"/>
@@ -494,30 +1362,54 @@
         </w:tc>
         <w:tc>
           <w:tcPr>
-            <w:tcW w:type="dxa" w:w="5329"/>
+            <w:tcW w:type="dxa" w:w="5499"/>
+            <w:tcMar>
+              <w:top w:w="100" w:type="dxa"/>
+              <w:bottom w:w="100" w:type="dxa"/>
+              <w:left w:w="120" w:type="dxa"/>
+              <w:right w:w="120" w:type="dxa"/>
+            </w:tcMar>
+            <w:tcBorders>
+              <w:top w:val="single" w:sz="5" w:space="0" w:color="EFE2D2"/>
+              <w:left w:val="single" w:sz="5" w:space="0" w:color="EFE2D2"/>
+              <w:bottom w:val="single" w:sz="5" w:space="0" w:color="EFE2D2"/>
+              <w:right w:val="single" w:sz="5" w:space="0" w:color="EFE2D2"/>
+            </w:tcBorders>
+            <w:vAlign w:val="center"/>
           </w:tcPr>
           <w:p>
-            <w:r/>
             <w:r>
               <w:rPr>
                 <w:sz w:val="19"/>
               </w:rPr>
-              <w:t>· 자유 탐험: 빛장벽을 깨고, 안개 고치(물음표) 속 친구들을 발견해 미션을 해결한다.</w:t>
+              <w:t>자유 탐험: 빛장벽을 깨고, 안개 고치(물음표) 속 친구들을 발견해 미션을 해결한다.</w:t>
               <w:br/>
-              <w:t>· 미션마다 두 선택지 중 하나를 고르고, 해설 카드를 반드시 읽게 한다.</w:t>
+              <w:t>미션마다 두 선택지 중 하나를 고르고, 해설 카드를 반드시 읽게 한다.</w:t>
               <w:br/>
-              <w:t>· 교사는 대시보드를 보며 진행이 느린 학생을 개별 지원한다.</w:t>
+              <w:t>교사는 대시보드를 보며 진행이 느린 학생을 개별 지원한다.</w:t>
               <w:br/>
-              <w:t>· 중간 환기(10분 경과): "우리 반 마을 밝기가 몇 %인지 보세요. 여러분 한 명 한 명이 밝히고 있어요."</w:t>
+              <w:t>중간 환기(10분 경과): 우리 반 마을 밝기가 몇 %인지 함께 확인</w:t>
             </w:r>
           </w:p>
         </w:tc>
         <w:tc>
           <w:tcPr>
-            <w:tcW w:type="dxa" w:w="1701"/>
+            <w:tcW w:type="dxa" w:w="1814"/>
+            <w:tcMar>
+              <w:top w:w="100" w:type="dxa"/>
+              <w:bottom w:w="100" w:type="dxa"/>
+              <w:left w:w="120" w:type="dxa"/>
+              <w:right w:w="120" w:type="dxa"/>
+            </w:tcMar>
+            <w:tcBorders>
+              <w:top w:val="single" w:sz="5" w:space="0" w:color="EFE2D2"/>
+              <w:left w:val="single" w:sz="5" w:space="0" w:color="EFE2D2"/>
+              <w:bottom w:val="single" w:sz="5" w:space="0" w:color="EFE2D2"/>
+              <w:right w:val="single" w:sz="5" w:space="0" w:color="EFE2D2"/>
+            </w:tcBorders>
+            <w:vAlign w:val="center"/>
           </w:tcPr>
           <w:p>
-            <w:r/>
             <w:r>
               <w:rPr>
                 <w:sz w:val="19"/>
@@ -532,28 +1424,55 @@
         </w:tc>
       </w:tr>
       <w:tr>
+        <w:trPr>
+          <w:cantSplit/>
+        </w:trPr>
         <w:tc>
           <w:tcPr>
             <w:tcW w:type="dxa" w:w="1134"/>
+            <w:tcMar>
+              <w:top w:w="100" w:type="dxa"/>
+              <w:bottom w:w="100" w:type="dxa"/>
+              <w:left w:w="120" w:type="dxa"/>
+              <w:right w:w="120" w:type="dxa"/>
+            </w:tcMar>
+            <w:tcBorders>
+              <w:top w:val="single" w:sz="5" w:space="0" w:color="EFE2D2"/>
+              <w:left w:val="single" w:sz="5" w:space="0" w:color="EFE2D2"/>
+              <w:bottom w:val="single" w:sz="5" w:space="0" w:color="EFE2D2"/>
+              <w:right w:val="single" w:sz="5" w:space="0" w:color="EFE2D2"/>
+            </w:tcBorders>
+            <w:vAlign w:val="center"/>
           </w:tcPr>
           <w:p>
-            <w:r/>
             <w:r>
               <w:rPr>
                 <w:sz w:val="19"/>
               </w:rPr>
-              <w:t>전개 2</w:t>
+              <w:t>전개2</w:t>
               <w:br/>
-              <w:t>(나눔)</w:t>
+              <w:t>나눔</w:t>
             </w:r>
           </w:p>
         </w:tc>
         <w:tc>
           <w:tcPr>
-            <w:tcW w:type="dxa" w:w="907"/>
+            <w:tcW w:type="dxa" w:w="850"/>
+            <w:tcMar>
+              <w:top w:w="100" w:type="dxa"/>
+              <w:bottom w:w="100" w:type="dxa"/>
+              <w:left w:w="120" w:type="dxa"/>
+              <w:right w:w="120" w:type="dxa"/>
+            </w:tcMar>
+            <w:tcBorders>
+              <w:top w:val="single" w:sz="5" w:space="0" w:color="EFE2D2"/>
+              <w:left w:val="single" w:sz="5" w:space="0" w:color="EFE2D2"/>
+              <w:bottom w:val="single" w:sz="5" w:space="0" w:color="EFE2D2"/>
+              <w:right w:val="single" w:sz="5" w:space="0" w:color="EFE2D2"/>
+            </w:tcBorders>
+            <w:vAlign w:val="center"/>
           </w:tcPr>
           <w:p>
-            <w:r/>
             <w:r>
               <w:rPr>
                 <w:sz w:val="19"/>
@@ -564,28 +1483,52 @@
         </w:tc>
         <w:tc>
           <w:tcPr>
-            <w:tcW w:type="dxa" w:w="5329"/>
+            <w:tcW w:type="dxa" w:w="5499"/>
+            <w:tcMar>
+              <w:top w:w="100" w:type="dxa"/>
+              <w:bottom w:w="100" w:type="dxa"/>
+              <w:left w:w="120" w:type="dxa"/>
+              <w:right w:w="120" w:type="dxa"/>
+            </w:tcMar>
+            <w:tcBorders>
+              <w:top w:val="single" w:sz="5" w:space="0" w:color="EFE2D2"/>
+              <w:left w:val="single" w:sz="5" w:space="0" w:color="EFE2D2"/>
+              <w:bottom w:val="single" w:sz="5" w:space="0" w:color="EFE2D2"/>
+              <w:right w:val="single" w:sz="5" w:space="0" w:color="EFE2D2"/>
+            </w:tcBorders>
+            <w:vAlign w:val="center"/>
           </w:tcPr>
           <w:p>
-            <w:r/>
             <w:r>
               <w:rPr>
                 <w:sz w:val="19"/>
               </w:rPr>
-              <w:t>· 기기를 덮고 짝 활동: 활동지에 기억에 남는 미션 2가지와 그 이유를 기록</w:t>
+              <w:t>기기를 덮고 짝 활동: 활동지에 기억에 남는 미션 2가지와 그 이유를 기록</w:t>
               <w:br/>
-              <w:t>· 짝과 나눔: "가장 공감된 해설 카드" 서로 소개하기</w:t>
+              <w:t>짝과 나눔: 가장 공감된 해설 카드 서로 소개하기</w:t>
               <w:br/>
-              <w:t>· 전체 나눔 2~3명: 우리 반에 실제로 필요한 약속 발표</w:t>
+              <w:t>전체 나눔 2~3명: 우리 반에 실제로 필요한 약속 발표</w:t>
             </w:r>
           </w:p>
         </w:tc>
         <w:tc>
           <w:tcPr>
-            <w:tcW w:type="dxa" w:w="1701"/>
+            <w:tcW w:type="dxa" w:w="1814"/>
+            <w:tcMar>
+              <w:top w:w="100" w:type="dxa"/>
+              <w:bottom w:w="100" w:type="dxa"/>
+              <w:left w:w="120" w:type="dxa"/>
+              <w:right w:w="120" w:type="dxa"/>
+            </w:tcMar>
+            <w:tcBorders>
+              <w:top w:val="single" w:sz="5" w:space="0" w:color="EFE2D2"/>
+              <w:left w:val="single" w:sz="5" w:space="0" w:color="EFE2D2"/>
+              <w:bottom w:val="single" w:sz="5" w:space="0" w:color="EFE2D2"/>
+              <w:right w:val="single" w:sz="5" w:space="0" w:color="EFE2D2"/>
+            </w:tcBorders>
+            <w:vAlign w:val="center"/>
           </w:tcPr>
           <w:p>
-            <w:r/>
             <w:r>
               <w:rPr>
                 <w:sz w:val="19"/>
@@ -598,12 +1541,27 @@
         </w:tc>
       </w:tr>
       <w:tr>
+        <w:trPr>
+          <w:cantSplit/>
+        </w:trPr>
         <w:tc>
           <w:tcPr>
             <w:tcW w:type="dxa" w:w="1134"/>
+            <w:tcMar>
+              <w:top w:w="100" w:type="dxa"/>
+              <w:bottom w:w="100" w:type="dxa"/>
+              <w:left w:w="120" w:type="dxa"/>
+              <w:right w:w="120" w:type="dxa"/>
+            </w:tcMar>
+            <w:tcBorders>
+              <w:top w:val="single" w:sz="5" w:space="0" w:color="EFE2D2"/>
+              <w:left w:val="single" w:sz="5" w:space="0" w:color="EFE2D2"/>
+              <w:bottom w:val="single" w:sz="5" w:space="0" w:color="EFE2D2"/>
+              <w:right w:val="single" w:sz="5" w:space="0" w:color="EFE2D2"/>
+            </w:tcBorders>
+            <w:vAlign w:val="center"/>
           </w:tcPr>
           <w:p>
-            <w:r/>
             <w:r>
               <w:rPr>
                 <w:sz w:val="19"/>
@@ -614,10 +1572,22 @@
         </w:tc>
         <w:tc>
           <w:tcPr>
-            <w:tcW w:type="dxa" w:w="907"/>
+            <w:tcW w:type="dxa" w:w="850"/>
+            <w:tcMar>
+              <w:top w:w="100" w:type="dxa"/>
+              <w:bottom w:w="100" w:type="dxa"/>
+              <w:left w:w="120" w:type="dxa"/>
+              <w:right w:w="120" w:type="dxa"/>
+            </w:tcMar>
+            <w:tcBorders>
+              <w:top w:val="single" w:sz="5" w:space="0" w:color="EFE2D2"/>
+              <w:left w:val="single" w:sz="5" w:space="0" w:color="EFE2D2"/>
+              <w:bottom w:val="single" w:sz="5" w:space="0" w:color="EFE2D2"/>
+              <w:right w:val="single" w:sz="5" w:space="0" w:color="EFE2D2"/>
+            </w:tcBorders>
+            <w:vAlign w:val="center"/>
           </w:tcPr>
           <w:p>
-            <w:r/>
             <w:r>
               <w:rPr>
                 <w:sz w:val="19"/>
@@ -628,30 +1598,54 @@
         </w:tc>
         <w:tc>
           <w:tcPr>
-            <w:tcW w:type="dxa" w:w="5329"/>
+            <w:tcW w:type="dxa" w:w="5499"/>
+            <w:tcMar>
+              <w:top w:w="100" w:type="dxa"/>
+              <w:bottom w:w="100" w:type="dxa"/>
+              <w:left w:w="120" w:type="dxa"/>
+              <w:right w:w="120" w:type="dxa"/>
+            </w:tcMar>
+            <w:tcBorders>
+              <w:top w:val="single" w:sz="5" w:space="0" w:color="EFE2D2"/>
+              <w:left w:val="single" w:sz="5" w:space="0" w:color="EFE2D2"/>
+              <w:bottom w:val="single" w:sz="5" w:space="0" w:color="EFE2D2"/>
+              <w:right w:val="single" w:sz="5" w:space="0" w:color="EFE2D2"/>
+            </w:tcBorders>
+            <w:vAlign w:val="center"/>
           </w:tcPr>
           <w:p>
-            <w:r/>
             <w:r>
               <w:rPr>
                 <w:sz w:val="19"/>
               </w:rPr>
-              <w:t>· 교사 화면으로 '우리 반 마을 밝기'와 참여 현황을 함께 확인하며 격려</w:t>
+              <w:t>교사 화면으로 '우리 반 마을 밝기'와 참여 현황을 함께 확인하며 격려</w:t>
               <w:br/>
-              <w:t>· 연결 발문: "게임 속 마을처럼, 우리 반의 안개는 무엇으로 걷힐까?"</w:t>
+              <w:t>연결 발문: "게임 속 마을처럼, 우리 반의 안개는 무엇으로 걷힐까?"</w:t>
               <w:br/>
-              <w:t>· 우리 반 실천 약속 1가지 함께 정하기 (활동지 마지막 칸에 기록)</w:t>
+              <w:t>우리 반 실천 약속 1가지 함께 정하기 (활동지 마지막 칸에 기록)</w:t>
               <w:br/>
-              <w:t>· 완주한 학생은 인증서 저장 안내</w:t>
+              <w:t>완주한 학생은 인증서 저장 안내</w:t>
             </w:r>
           </w:p>
         </w:tc>
         <w:tc>
           <w:tcPr>
-            <w:tcW w:type="dxa" w:w="1701"/>
+            <w:tcW w:type="dxa" w:w="1814"/>
+            <w:tcMar>
+              <w:top w:w="100" w:type="dxa"/>
+              <w:bottom w:w="100" w:type="dxa"/>
+              <w:left w:w="120" w:type="dxa"/>
+              <w:right w:w="120" w:type="dxa"/>
+            </w:tcMar>
+            <w:tcBorders>
+              <w:top w:val="single" w:sz="5" w:space="0" w:color="EFE2D2"/>
+              <w:left w:val="single" w:sz="5" w:space="0" w:color="EFE2D2"/>
+              <w:bottom w:val="single" w:sz="5" w:space="0" w:color="EFE2D2"/>
+              <w:right w:val="single" w:sz="5" w:space="0" w:color="EFE2D2"/>
+            </w:tcBorders>
+            <w:vAlign w:val="center"/>
           </w:tcPr>
           <w:p>
-            <w:r/>
             <w:r>
               <w:rPr>
                 <w:sz w:val="19"/>
@@ -666,24 +1660,120 @@
     </w:tbl>
     <w:p>
       <w:pPr>
-        <w:spacing w:before="200" w:after="80"/>
+        <w:spacing w:after="80"/>
+      </w:pPr>
+    </w:p>
+    <w:tbl>
+      <w:tblPr>
+        <w:tblW w:type="auto" w:w="0"/>
+        <w:jc w:val="left"/>
+        <w:tblLayout w:type="fixed"/>
+        <w:tblLook w:firstColumn="1" w:firstRow="1" w:lastColumn="0" w:lastRow="0" w:noHBand="0" w:noVBand="1" w:val="04A0"/>
+        <w:tblBorders>
+          <w:top w:val="none" w:sz="0" w:space="0" w:color="auto"/>
+          <w:left w:val="none" w:sz="0" w:space="0" w:color="auto"/>
+          <w:bottom w:val="none" w:sz="0" w:space="0" w:color="auto"/>
+          <w:right w:val="none" w:sz="0" w:space="0" w:color="auto"/>
+          <w:insideH w:val="none" w:sz="0" w:space="0" w:color="auto"/>
+          <w:insideV w:val="none" w:sz="0" w:space="0" w:color="auto"/>
+        </w:tblBorders>
+      </w:tblPr>
+      <w:tblGrid>
+        <w:gridCol w:w="5043"/>
+        <w:gridCol w:w="5043"/>
+      </w:tblGrid>
+      <w:tr>
+        <w:trPr>
+          <w:cantSplit/>
+        </w:trPr>
+        <w:tc>
+          <w:tcPr>
+            <w:tcW w:type="dxa" w:w="850"/>
+            <w:shd w:val="clear" w:color="auto" w:fill="EAE2FB"/>
+            <w:tcMar>
+              <w:top w:w="90" w:type="dxa"/>
+              <w:bottom w:w="90" w:type="dxa"/>
+              <w:left w:w="80" w:type="dxa"/>
+              <w:right w:w="40" w:type="dxa"/>
+            </w:tcMar>
+            <w:vAlign w:val="center"/>
+          </w:tcPr>
+          <w:p>
+            <w:pPr>
+              <w:jc w:val="center"/>
+            </w:pPr>
+            <w:r>
+              <w:drawing>
+                <wp:inline xmlns:a="http://schemas.openxmlformats.org/drawingml/2006/main" xmlns:pic="http://schemas.openxmlformats.org/drawingml/2006/picture">
+                  <wp:extent cx="432000" cy="432000"/>
+                  <wp:docPr id="6" name="Picture 6"/>
+                  <wp:cNvGraphicFramePr>
+                    <a:graphicFrameLocks noChangeAspect="1"/>
+                  </wp:cNvGraphicFramePr>
+                  <a:graphic>
+                    <a:graphicData uri="http://schemas.openxmlformats.org/drawingml/2006/picture">
+                      <pic:pic>
+                        <pic:nvPicPr>
+                          <pic:cNvPr id="0" name="icon_share_final.png"/>
+                          <pic:cNvPicPr/>
+                        </pic:nvPicPr>
+                        <pic:blipFill>
+                          <a:blip r:embed="rId13"/>
+                          <a:stretch>
+                            <a:fillRect/>
+                          </a:stretch>
+                        </pic:blipFill>
+                        <pic:spPr>
+                          <a:xfrm>
+                            <a:off x="0" y="0"/>
+                            <a:ext cx="432000" cy="432000"/>
+                          </a:xfrm>
+                          <a:prstGeom prst="rect"/>
+                        </pic:spPr>
+                      </pic:pic>
+                    </a:graphicData>
+                  </a:graphic>
+                </wp:inline>
+              </w:drawing>
+            </w:r>
+          </w:p>
+        </w:tc>
+        <w:tc>
+          <w:tcPr>
+            <w:tcW w:type="dxa" w:w="8532"/>
+            <w:shd w:val="clear" w:color="auto" w:fill="EAE2FB"/>
+            <w:tcMar>
+              <w:top w:w="90" w:type="dxa"/>
+              <w:bottom w:w="90" w:type="dxa"/>
+              <w:left w:w="40" w:type="dxa"/>
+              <w:right w:w="140" w:type="dxa"/>
+            </w:tcMar>
+            <w:vAlign w:val="center"/>
+          </w:tcPr>
+          <w:p>
+            <w:r>
+              <w:rPr>
+                <w:b/>
+                <w:color w:val="6D4BC9"/>
+                <w:sz w:val="28"/>
+              </w:rPr>
+              <w:t>5. 평가 관점 (관찰·활동지)</w:t>
+            </w:r>
+          </w:p>
+        </w:tc>
+      </w:tr>
+    </w:tbl>
+    <w:p>
+      <w:pPr>
+        <w:spacing w:after="40"/>
+      </w:pPr>
+    </w:p>
+    <w:p>
+      <w:pPr>
+        <w:spacing w:after="100" w:line="283" w:lineRule="auto"/>
       </w:pPr>
       <w:r>
         <w:rPr>
-          <w:b/>
-          <w:color w:val="0F765E"/>
-          <w:sz w:val="32"/>
-        </w:rPr>
-        <w:t>5. 평가 관점 (관찰·활동지)</w:t>
-      </w:r>
-    </w:p>
-    <w:p>
-      <w:pPr>
-        <w:spacing w:after="60"/>
-      </w:pPr>
-      <w:r>
-        <w:rPr>
-          <w:b w:val="0"/>
           <w:sz w:val="21"/>
         </w:rPr>
         <w:t>· 해설 카드의 핵심(예: 사과의 3단계, 다수결 전 걱정 듣기)을 자기 언어로 옮겨 적었는가</w:t>
@@ -691,11 +1781,10 @@
     </w:p>
     <w:p>
       <w:pPr>
-        <w:spacing w:after="60"/>
+        <w:spacing w:after="100" w:line="283" w:lineRule="auto"/>
       </w:pPr>
       <w:r>
         <w:rPr>
-          <w:b w:val="0"/>
           <w:sz w:val="21"/>
         </w:rPr>
         <w:t>· 게임 상황을 우리 반의 실제 상황과 연결 지어 말할 수 있는가</w:t>
@@ -703,94 +1792,249 @@
     </w:p>
     <w:p>
       <w:pPr>
-        <w:spacing w:after="60"/>
+        <w:spacing w:after="100" w:line="283" w:lineRule="auto"/>
       </w:pPr>
       <w:r>
         <w:rPr>
-          <w:b w:val="0"/>
           <w:sz w:val="21"/>
         </w:rPr>
         <w:t>· 짝 나눔에서 경청 태도(차례 지키기, 되묻기)를 보였는가</w:t>
       </w:r>
     </w:p>
+    <w:tbl>
+      <w:tblPr>
+        <w:tblW w:type="auto" w:w="0"/>
+        <w:jc w:val="left"/>
+        <w:tblLayout w:type="fixed"/>
+        <w:tblLook w:firstColumn="1" w:firstRow="1" w:lastColumn="0" w:lastRow="0" w:noHBand="0" w:noVBand="1" w:val="04A0"/>
+        <w:tblBorders>
+          <w:top w:val="none" w:sz="0" w:space="0" w:color="auto"/>
+          <w:left w:val="none" w:sz="0" w:space="0" w:color="auto"/>
+          <w:bottom w:val="none" w:sz="0" w:space="0" w:color="auto"/>
+          <w:right w:val="none" w:sz="0" w:space="0" w:color="auto"/>
+          <w:insideH w:val="none" w:sz="0" w:space="0" w:color="auto"/>
+          <w:insideV w:val="none" w:sz="0" w:space="0" w:color="auto"/>
+        </w:tblBorders>
+      </w:tblPr>
+      <w:tblGrid>
+        <w:gridCol w:w="5043"/>
+        <w:gridCol w:w="5043"/>
+      </w:tblGrid>
+      <w:tr>
+        <w:trPr>
+          <w:cantSplit/>
+        </w:trPr>
+        <w:tc>
+          <w:tcPr>
+            <w:tcW w:type="dxa" w:w="850"/>
+            <w:shd w:val="clear" w:color="auto" w:fill="FDE9E1"/>
+            <w:tcMar>
+              <w:top w:w="90" w:type="dxa"/>
+              <w:bottom w:w="90" w:type="dxa"/>
+              <w:left w:w="80" w:type="dxa"/>
+              <w:right w:w="40" w:type="dxa"/>
+            </w:tcMar>
+            <w:vAlign w:val="center"/>
+          </w:tcPr>
+          <w:p>
+            <w:pPr>
+              <w:jc w:val="center"/>
+            </w:pPr>
+            <w:r>
+              <w:drawing>
+                <wp:inline xmlns:a="http://schemas.openxmlformats.org/drawingml/2006/main" xmlns:pic="http://schemas.openxmlformats.org/drawingml/2006/picture">
+                  <wp:extent cx="432000" cy="432000"/>
+                  <wp:docPr id="7" name="Picture 7"/>
+                  <wp:cNvGraphicFramePr>
+                    <a:graphicFrameLocks noChangeAspect="1"/>
+                  </wp:cNvGraphicFramePr>
+                  <a:graphic>
+                    <a:graphicData uri="http://schemas.openxmlformats.org/drawingml/2006/picture">
+                      <pic:pic>
+                        <pic:nvPicPr>
+                          <pic:cNvPr id="0" name="icon_tip_final.png"/>
+                          <pic:cNvPicPr/>
+                        </pic:nvPicPr>
+                        <pic:blipFill>
+                          <a:blip r:embed="rId14"/>
+                          <a:stretch>
+                            <a:fillRect/>
+                          </a:stretch>
+                        </pic:blipFill>
+                        <pic:spPr>
+                          <a:xfrm>
+                            <a:off x="0" y="0"/>
+                            <a:ext cx="432000" cy="432000"/>
+                          </a:xfrm>
+                          <a:prstGeom prst="rect"/>
+                        </pic:spPr>
+                      </pic:pic>
+                    </a:graphicData>
+                  </a:graphic>
+                </wp:inline>
+              </w:drawing>
+            </w:r>
+          </w:p>
+        </w:tc>
+        <w:tc>
+          <w:tcPr>
+            <w:tcW w:type="dxa" w:w="8532"/>
+            <w:shd w:val="clear" w:color="auto" w:fill="FDE9E1"/>
+            <w:tcMar>
+              <w:top w:w="90" w:type="dxa"/>
+              <w:bottom w:w="90" w:type="dxa"/>
+              <w:left w:w="40" w:type="dxa"/>
+              <w:right w:w="140" w:type="dxa"/>
+            </w:tcMar>
+            <w:vAlign w:val="center"/>
+          </w:tcPr>
+          <w:p>
+            <w:r>
+              <w:rPr>
+                <w:b/>
+                <w:color w:val="E85D3F"/>
+                <w:sz w:val="28"/>
+              </w:rPr>
+              <w:t>6. 지도상 유의점</w:t>
+            </w:r>
+          </w:p>
+        </w:tc>
+      </w:tr>
+    </w:tbl>
     <w:p>
       <w:pPr>
-        <w:spacing w:before="200" w:after="80"/>
+        <w:spacing w:after="40"/>
+      </w:pPr>
+    </w:p>
+    <w:tbl>
+      <w:tblPr>
+        <w:tblW w:type="auto" w:w="0"/>
+        <w:tblLook w:firstColumn="1" w:firstRow="1" w:lastColumn="0" w:lastRow="0" w:noHBand="0" w:noVBand="1" w:val="04A0"/>
+        <w:tblBorders>
+          <w:top w:val="none" w:sz="0" w:space="0" w:color="auto"/>
+          <w:left w:val="none" w:sz="0" w:space="0" w:color="auto"/>
+          <w:bottom w:val="none" w:sz="0" w:space="0" w:color="auto"/>
+          <w:right w:val="none" w:sz="0" w:space="0" w:color="auto"/>
+          <w:insideH w:val="none" w:sz="0" w:space="0" w:color="auto"/>
+          <w:insideV w:val="none" w:sz="0" w:space="0" w:color="auto"/>
+        </w:tblBorders>
+      </w:tblPr>
+      <w:tblGrid>
+        <w:gridCol w:w="10086"/>
+      </w:tblGrid>
+      <w:tr>
+        <w:trPr>
+          <w:cantSplit/>
+        </w:trPr>
+        <w:tc>
+          <w:tcPr>
+            <w:tcW w:type="dxa" w:w="10086"/>
+            <w:shd w:val="clear" w:color="auto" w:fill="FDE9E1"/>
+            <w:tcBorders>
+              <w:top w:val="single" w:sz="10" w:space="0" w:color="E85D3F"/>
+              <w:left w:val="single" w:sz="10" w:space="0" w:color="E85D3F"/>
+              <w:bottom w:val="single" w:sz="10" w:space="0" w:color="E85D3F"/>
+              <w:right w:val="single" w:sz="10" w:space="0" w:color="E85D3F"/>
+            </w:tcBorders>
+            <w:tcMar>
+              <w:top w:w="160" w:type="dxa"/>
+              <w:bottom w:w="160" w:type="dxa"/>
+              <w:left w:w="220" w:type="dxa"/>
+              <w:right w:w="220" w:type="dxa"/>
+            </w:tcMar>
+          </w:tcPr>
+          <w:p>
+            <w:pPr>
+              <w:spacing w:after="60"/>
+            </w:pPr>
+            <w:r>
+              <w:rPr>
+                <w:color w:val="3A3028"/>
+                <w:sz w:val="21"/>
+              </w:rPr>
+              <w:t>게임 순위 경쟁이 아니라 '반 전체 밝기'라는 공동 목표를 반복해서 강조합니다.</w:t>
+            </w:r>
+          </w:p>
+          <w:p>
+            <w:pPr>
+              <w:spacing w:after="60"/>
+            </w:pPr>
+            <w:r>
+              <w:rPr>
+                <w:color w:val="3A3028"/>
+                <w:sz w:val="21"/>
+              </w:rPr>
+              <w:t>'아쉬운 선택'을 골라도 정죄하지 않습니다 — 해설 카드를 읽고 다시 시도할 수 있음을 안내합니다.</w:t>
+            </w:r>
+          </w:p>
+          <w:p>
+            <w:pPr>
+              <w:spacing w:after="60"/>
+            </w:pPr>
+            <w:r>
+              <w:rPr>
+                <w:color w:val="3A3028"/>
+                <w:sz w:val="21"/>
+              </w:rPr>
+              <w:t>소리가 부담스러운 환경이면 화면 좌상단 🔊 버튼으로 음소거할 수 있습니다.</w:t>
+            </w:r>
+          </w:p>
+          <w:p>
+            <w:pPr>
+              <w:spacing w:after="60"/>
+            </w:pPr>
+            <w:r>
+              <w:rPr>
+                <w:color w:val="3A3028"/>
+                <w:sz w:val="21"/>
+              </w:rPr>
+              <w:t>진행 상황은 기기에 자동 저장되므로, 새로고침되어도 [이어서 하기]로 복구됩니다.</w:t>
+            </w:r>
+          </w:p>
+          <w:p>
+            <w:pPr>
+              <w:spacing w:after="60"/>
+            </w:pPr>
+            <w:r>
+              <w:rPr>
+                <w:color w:val="3A3028"/>
+                <w:sz w:val="21"/>
+              </w:rPr>
+              <w:t>문항을 학급 상황에 맞게 바꾸려면 quests-custom.json 파일을 수정합니다(안내서 참고).</w:t>
+            </w:r>
+          </w:p>
+        </w:tc>
+      </w:tr>
+    </w:tbl>
+    <w:p>
+      <w:pPr>
+        <w:spacing w:after="80"/>
+      </w:pPr>
+    </w:p>
+    <w:p>
+      <w:pPr>
+        <w:spacing w:before="120" w:after="120"/>
+        <w:jc w:val="center"/>
       </w:pPr>
       <w:r>
         <w:rPr>
-          <w:b/>
-          <w:color w:val="0F765E"/>
-          <w:sz w:val="32"/>
+          <w:color w:val="D8A98C"/>
+          <w:sz w:val="20"/>
         </w:rPr>
-        <w:t>6. 지도상 유의점</w:t>
-      </w:r>
-    </w:p>
-    <w:p>
-      <w:pPr>
-        <w:spacing w:after="60"/>
-      </w:pPr>
-      <w:r>
-        <w:rPr>
-          <w:b w:val="0"/>
-          <w:sz w:val="21"/>
-        </w:rPr>
-        <w:t>· 게임 순위 경쟁이 아니라 '반 전체 밝기'라는 공동 목표를 반복해서 강조한다.</w:t>
-      </w:r>
-    </w:p>
-    <w:p>
-      <w:pPr>
-        <w:spacing w:after="60"/>
-      </w:pPr>
-      <w:r>
-        <w:rPr>
-          <w:b w:val="0"/>
-          <w:sz w:val="21"/>
-        </w:rPr>
-        <w:t>· '아쉬운 선택'을 골라도 정죄하지 않는다 — 해설 카드를 읽고 다시 시도할 수 있음을 안내한다.</w:t>
-      </w:r>
-    </w:p>
-    <w:p>
-      <w:pPr>
-        <w:spacing w:after="60"/>
-      </w:pPr>
-      <w:r>
-        <w:rPr>
-          <w:b w:val="0"/>
-          <w:sz w:val="21"/>
-        </w:rPr>
-        <w:t>· 소리가 부담스러운 환경이면 화면 좌상단 🔊 버튼으로 음소거할 수 있다.</w:t>
-      </w:r>
-    </w:p>
-    <w:p>
-      <w:pPr>
-        <w:spacing w:after="60"/>
-      </w:pPr>
-      <w:r>
-        <w:rPr>
-          <w:b w:val="0"/>
-          <w:sz w:val="21"/>
-        </w:rPr>
-        <w:t>· 진행 상황은 기기에 자동 저장되므로, 새로고침되어도 [이어서 하기]로 복구된다.</w:t>
-      </w:r>
-    </w:p>
-    <w:p>
-      <w:pPr>
-        <w:spacing w:after="60"/>
-      </w:pPr>
-      <w:r>
-        <w:rPr>
-          <w:b w:val="0"/>
-          <w:sz w:val="21"/>
-        </w:rPr>
-        <w:t>· 문항을 학급 상황에 맞게 바꾸려면 quests-custom.json 파일을 수정한다(안내서 참고).</w:t>
+        <w:t>🌷 · 🌼 · 🌷 · 🌼 · 🌷</w:t>
       </w:r>
     </w:p>
     <w:sectPr>
       <w:pgSz w:w="12240" w:h="15840"/>
-      <w:pgMar w:top="1134" w:right="1247" w:bottom="1134" w:left="1247" w:header="720" w:footer="720" w:gutter="0"/>
+      <w:pgMar w:top="907" w:right="1077" w:bottom="907" w:left="1077" w:header="720" w:footer="720" w:gutter="0"/>
       <w:cols w:space="720"/>
       <w:docGrid w:linePitch="360"/>
+      <w:pgBorders w:offsetFrom="page">
+        <w:top w:val="single" w:sz="10" w:space="16" w:color="F0C7B4"/>
+        <w:left w:val="single" w:sz="10" w:space="16" w:color="F0C7B4"/>
+        <w:bottom w:val="single" w:sz="10" w:space="16" w:color="F0C7B4"/>
+        <w:right w:val="single" w:sz="10" w:space="16" w:color="F0C7B4"/>
+      </w:pgBorders>
     </w:sectPr>
   </w:body>
 </w:document>
@@ -1161,6 +2405,7 @@
     <w:rsid w:val="00FC693F"/>
     <w:rPr>
       <w:rFonts w:ascii="맑은 고딕" w:hAnsi="맑은 고딕" w:eastAsia="맑은 고딕"/>
+      <w:color w:val="3A3028"/>
       <w:sz w:val="21"/>
     </w:rPr>
   </w:style>

--- a/teaching/공동체빌더스_교사용_지도안.docx
+++ b/teaching/공동체빌더스_교사용_지도안.docx
@@ -2012,6 +2012,1641 @@
       </w:pPr>
     </w:p>
     <w:p>
+      <w:r>
+        <w:br w:type="page"/>
+      </w:r>
+    </w:p>
+    <w:p>
+      <w:pPr>
+        <w:spacing w:after="0"/>
+        <w:jc w:val="center"/>
+      </w:pPr>
+      <w:r>
+        <w:drawing>
+          <wp:inline xmlns:a="http://schemas.openxmlformats.org/drawingml/2006/main" xmlns:pic="http://schemas.openxmlformats.org/drawingml/2006/picture">
+            <wp:extent cx="6120000" cy="1455293"/>
+            <wp:docPr id="8" name="Picture 8"/>
+            <wp:cNvGraphicFramePr>
+              <a:graphicFrameLocks noChangeAspect="1"/>
+            </wp:cNvGraphicFramePr>
+            <a:graphic>
+              <a:graphicData uri="http://schemas.openxmlformats.org/drawingml/2006/picture">
+                <pic:pic>
+                  <pic:nvPicPr>
+                    <pic:cNvPr id="0" name="banner_final.jpg"/>
+                    <pic:cNvPicPr/>
+                  </pic:nvPicPr>
+                  <pic:blipFill>
+                    <a:blip r:embed="rId9"/>
+                    <a:stretch>
+                      <a:fillRect/>
+                    </a:stretch>
+                  </pic:blipFill>
+                  <pic:spPr>
+                    <a:xfrm>
+                      <a:off x="0" y="0"/>
+                      <a:ext cx="6120000" cy="1455293"/>
+                    </a:xfrm>
+                    <a:prstGeom prst="rect"/>
+                  </pic:spPr>
+                </pic:pic>
+              </a:graphicData>
+            </a:graphic>
+          </wp:inline>
+        </w:drawing>
+      </w:r>
+    </w:p>
+    <w:tbl>
+      <w:tblPr>
+        <w:tblW w:type="auto" w:w="0"/>
+        <w:jc w:val="left"/>
+        <w:tblLayout w:type="fixed"/>
+        <w:tblLook w:firstColumn="1" w:firstRow="1" w:lastColumn="0" w:lastRow="0" w:noHBand="0" w:noVBand="1" w:val="04A0"/>
+        <w:tblBorders>
+          <w:top w:val="none" w:sz="0" w:space="0" w:color="auto"/>
+          <w:left w:val="none" w:sz="0" w:space="0" w:color="auto"/>
+          <w:bottom w:val="none" w:sz="0" w:space="0" w:color="auto"/>
+          <w:right w:val="none" w:sz="0" w:space="0" w:color="auto"/>
+          <w:insideH w:val="none" w:sz="0" w:space="0" w:color="auto"/>
+          <w:insideV w:val="none" w:sz="0" w:space="0" w:color="auto"/>
+        </w:tblBorders>
+      </w:tblPr>
+      <w:tblGrid>
+        <w:gridCol w:w="5043"/>
+        <w:gridCol w:w="5043"/>
+      </w:tblGrid>
+      <w:tr>
+        <w:trPr>
+          <w:cantSplit/>
+        </w:trPr>
+        <w:tc>
+          <w:tcPr>
+            <w:tcW w:type="dxa" w:w="850"/>
+            <w:shd w:val="clear" w:color="auto" w:fill="DCF5EA"/>
+            <w:tcMar>
+              <w:top w:w="90" w:type="dxa"/>
+              <w:bottom w:w="90" w:type="dxa"/>
+              <w:left w:w="80" w:type="dxa"/>
+              <w:right w:w="40" w:type="dxa"/>
+            </w:tcMar>
+            <w:vAlign w:val="center"/>
+          </w:tcPr>
+          <w:p>
+            <w:pPr>
+              <w:jc w:val="center"/>
+            </w:pPr>
+            <w:r>
+              <w:drawing>
+                <wp:inline xmlns:a="http://schemas.openxmlformats.org/drawingml/2006/main" xmlns:pic="http://schemas.openxmlformats.org/drawingml/2006/picture">
+                  <wp:extent cx="432000" cy="432000"/>
+                  <wp:docPr id="9" name="Picture 9"/>
+                  <wp:cNvGraphicFramePr>
+                    <a:graphicFrameLocks noChangeAspect="1"/>
+                  </wp:cNvGraphicFramePr>
+                  <a:graphic>
+                    <a:graphicData uri="http://schemas.openxmlformats.org/drawingml/2006/picture">
+                      <pic:pic>
+                        <pic:nvPicPr>
+                          <pic:cNvPr id="0" name="icon_goal_final.png"/>
+                          <pic:cNvPicPr/>
+                        </pic:nvPicPr>
+                        <pic:blipFill>
+                          <a:blip r:embed="rId11"/>
+                          <a:stretch>
+                            <a:fillRect/>
+                          </a:stretch>
+                        </pic:blipFill>
+                        <pic:spPr>
+                          <a:xfrm>
+                            <a:off x="0" y="0"/>
+                            <a:ext cx="432000" cy="432000"/>
+                          </a:xfrm>
+                          <a:prstGeom prst="rect"/>
+                        </pic:spPr>
+                      </pic:pic>
+                    </a:graphicData>
+                  </a:graphic>
+                </wp:inline>
+              </w:drawing>
+            </w:r>
+          </w:p>
+        </w:tc>
+        <w:tc>
+          <w:tcPr>
+            <w:tcW w:type="dxa" w:w="8532"/>
+            <w:shd w:val="clear" w:color="auto" w:fill="DCF5EA"/>
+            <w:tcMar>
+              <w:top w:w="90" w:type="dxa"/>
+              <w:bottom w:w="90" w:type="dxa"/>
+              <w:left w:w="40" w:type="dxa"/>
+              <w:right w:w="140" w:type="dxa"/>
+            </w:tcMar>
+            <w:vAlign w:val="center"/>
+          </w:tcPr>
+          <w:p>
+            <w:r>
+              <w:rPr>
+                <w:b/>
+                <w:color w:val="0F8F68"/>
+                <w:sz w:val="28"/>
+              </w:rPr>
+              <w:t>7. 서울 사회정서교육 성취기준 연계 (중학교)</w:t>
+            </w:r>
+          </w:p>
+        </w:tc>
+      </w:tr>
+    </w:tbl>
+    <w:p>
+      <w:pPr>
+        <w:spacing w:after="40"/>
+      </w:pPr>
+    </w:p>
+    <w:p>
+      <w:pPr>
+        <w:spacing w:after="100" w:line="283" w:lineRule="auto"/>
+      </w:pPr>
+      <w:r>
+        <w:rPr>
+          <w:b w:val="0"/>
+          <w:color w:val="3A3028"/>
+          <w:sz w:val="21"/>
+          <w:u w:val="none"/>
+        </w:rPr>
+        <w:t xml:space="preserve">게임의 4역량이 서울 SEL 4영역과 거의 1:1로 대응합니다. </w:t>
+      </w:r>
+      <w:r>
+        <w:rPr>
+          <w:b/>
+          <w:color w:val="0F8F68"/>
+          <w:sz w:val="21"/>
+          <w:u w:val="none"/>
+        </w:rPr>
+        <w:t>대인관계(02)와 공동체(03) 영역이 중심축</w:t>
+      </w:r>
+      <w:r>
+        <w:rPr>
+          <w:b w:val="0"/>
+          <w:color w:val="3A3028"/>
+          <w:sz w:val="21"/>
+          <w:u w:val="none"/>
+        </w:rPr>
+        <w:t>이며, 자기(01)·마음건강(04)을 부분적으로 아우릅니다.</w:t>
+      </w:r>
+    </w:p>
+    <w:tbl>
+      <w:tblPr>
+        <w:tblW w:type="auto" w:w="0"/>
+        <w:jc w:val="center"/>
+        <w:tblLayout w:type="fixed"/>
+        <w:tblLook w:firstColumn="1" w:firstRow="1" w:lastColumn="0" w:lastRow="0" w:noHBand="0" w:noVBand="1" w:val="04A0"/>
+        <w:tblBorders>
+          <w:top w:val="none" w:sz="0" w:space="0" w:color="auto"/>
+          <w:left w:val="none" w:sz="0" w:space="0" w:color="auto"/>
+          <w:bottom w:val="none" w:sz="0" w:space="0" w:color="auto"/>
+          <w:right w:val="none" w:sz="0" w:space="0" w:color="auto"/>
+          <w:insideH w:val="none" w:sz="0" w:space="0" w:color="auto"/>
+          <w:insideV w:val="none" w:sz="0" w:space="0" w:color="auto"/>
+        </w:tblBorders>
+      </w:tblPr>
+      <w:tblGrid>
+        <w:gridCol w:w="3362"/>
+        <w:gridCol w:w="3362"/>
+        <w:gridCol w:w="3362"/>
+      </w:tblGrid>
+      <w:tr>
+        <w:trPr>
+          <w:cantSplit/>
+        </w:trPr>
+        <w:tc>
+          <w:tcPr>
+            <w:tcW w:type="dxa" w:w="2041"/>
+            <w:tcMar>
+              <w:top w:w="100" w:type="dxa"/>
+              <w:bottom w:w="100" w:type="dxa"/>
+              <w:left w:w="120" w:type="dxa"/>
+              <w:right w:w="120" w:type="dxa"/>
+            </w:tcMar>
+            <w:tcBorders>
+              <w:top w:val="single" w:sz="5" w:space="0" w:color="EFE2D2"/>
+              <w:left w:val="single" w:sz="5" w:space="0" w:color="EFE2D2"/>
+              <w:bottom w:val="single" w:sz="5" w:space="0" w:color="EFE2D2"/>
+              <w:right w:val="single" w:sz="5" w:space="0" w:color="EFE2D2"/>
+            </w:tcBorders>
+            <w:shd w:val="clear" w:color="auto" w:fill="DCF5EA"/>
+            <w:vAlign w:val="center"/>
+          </w:tcPr>
+          <w:p>
+            <w:r>
+              <w:rPr>
+                <w:b/>
+                <w:color w:val="0F8F68"/>
+                <w:sz w:val="19"/>
+              </w:rPr>
+              <w:t>게임 역량</w:t>
+            </w:r>
+          </w:p>
+        </w:tc>
+        <w:tc>
+          <w:tcPr>
+            <w:tcW w:type="dxa" w:w="2835"/>
+            <w:tcMar>
+              <w:top w:w="100" w:type="dxa"/>
+              <w:bottom w:w="100" w:type="dxa"/>
+              <w:left w:w="120" w:type="dxa"/>
+              <w:right w:w="120" w:type="dxa"/>
+            </w:tcMar>
+            <w:tcBorders>
+              <w:top w:val="single" w:sz="5" w:space="0" w:color="EFE2D2"/>
+              <w:left w:val="single" w:sz="5" w:space="0" w:color="EFE2D2"/>
+              <w:bottom w:val="single" w:sz="5" w:space="0" w:color="EFE2D2"/>
+              <w:right w:val="single" w:sz="5" w:space="0" w:color="EFE2D2"/>
+            </w:tcBorders>
+            <w:shd w:val="clear" w:color="auto" w:fill="DCF5EA"/>
+            <w:vAlign w:val="center"/>
+          </w:tcPr>
+          <w:p>
+            <w:r>
+              <w:rPr>
+                <w:b/>
+                <w:color w:val="0F8F68"/>
+                <w:sz w:val="19"/>
+              </w:rPr>
+              <w:t>서울 SEL 영역</w:t>
+            </w:r>
+          </w:p>
+        </w:tc>
+        <w:tc>
+          <w:tcPr>
+            <w:tcW w:type="dxa" w:w="4706"/>
+            <w:tcMar>
+              <w:top w:w="100" w:type="dxa"/>
+              <w:bottom w:w="100" w:type="dxa"/>
+              <w:left w:w="120" w:type="dxa"/>
+              <w:right w:w="120" w:type="dxa"/>
+            </w:tcMar>
+            <w:tcBorders>
+              <w:top w:val="single" w:sz="5" w:space="0" w:color="EFE2D2"/>
+              <w:left w:val="single" w:sz="5" w:space="0" w:color="EFE2D2"/>
+              <w:bottom w:val="single" w:sz="5" w:space="0" w:color="EFE2D2"/>
+              <w:right w:val="single" w:sz="5" w:space="0" w:color="EFE2D2"/>
+            </w:tcBorders>
+            <w:shd w:val="clear" w:color="auto" w:fill="DCF5EA"/>
+            <w:vAlign w:val="center"/>
+          </w:tcPr>
+          <w:p>
+            <w:r>
+              <w:rPr>
+                <w:b/>
+                <w:color w:val="0F8F68"/>
+                <w:sz w:val="19"/>
+              </w:rPr>
+              <w:t>성격</w:t>
+            </w:r>
+          </w:p>
+        </w:tc>
+      </w:tr>
+      <w:tr>
+        <w:trPr>
+          <w:cantSplit/>
+        </w:trPr>
+        <w:tc>
+          <w:tcPr>
+            <w:tcW w:type="dxa" w:w="2041"/>
+            <w:tcMar>
+              <w:top w:w="100" w:type="dxa"/>
+              <w:bottom w:w="100" w:type="dxa"/>
+              <w:left w:w="120" w:type="dxa"/>
+              <w:right w:w="120" w:type="dxa"/>
+            </w:tcMar>
+            <w:tcBorders>
+              <w:top w:val="single" w:sz="5" w:space="0" w:color="EFE2D2"/>
+              <w:left w:val="single" w:sz="5" w:space="0" w:color="EFE2D2"/>
+              <w:bottom w:val="single" w:sz="5" w:space="0" w:color="EFE2D2"/>
+              <w:right w:val="single" w:sz="5" w:space="0" w:color="EFE2D2"/>
+            </w:tcBorders>
+            <w:vAlign w:val="center"/>
+          </w:tcPr>
+          <w:p>
+            <w:r>
+              <w:rPr>
+                <w:sz w:val="19"/>
+              </w:rPr>
+              <w:t>마음알기</w:t>
+            </w:r>
+          </w:p>
+        </w:tc>
+        <w:tc>
+          <w:tcPr>
+            <w:tcW w:type="dxa" w:w="2835"/>
+            <w:tcMar>
+              <w:top w:w="100" w:type="dxa"/>
+              <w:bottom w:w="100" w:type="dxa"/>
+              <w:left w:w="120" w:type="dxa"/>
+              <w:right w:w="120" w:type="dxa"/>
+            </w:tcMar>
+            <w:tcBorders>
+              <w:top w:val="single" w:sz="5" w:space="0" w:color="EFE2D2"/>
+              <w:left w:val="single" w:sz="5" w:space="0" w:color="EFE2D2"/>
+              <w:bottom w:val="single" w:sz="5" w:space="0" w:color="EFE2D2"/>
+              <w:right w:val="single" w:sz="5" w:space="0" w:color="EFE2D2"/>
+            </w:tcBorders>
+            <w:vAlign w:val="center"/>
+          </w:tcPr>
+          <w:p>
+            <w:r>
+              <w:rPr>
+                <w:sz w:val="19"/>
+              </w:rPr>
+              <w:t>자기(01)</w:t>
+            </w:r>
+          </w:p>
+        </w:tc>
+        <w:tc>
+          <w:tcPr>
+            <w:tcW w:type="dxa" w:w="4706"/>
+            <w:tcMar>
+              <w:top w:w="100" w:type="dxa"/>
+              <w:bottom w:w="100" w:type="dxa"/>
+              <w:left w:w="120" w:type="dxa"/>
+              <w:right w:w="120" w:type="dxa"/>
+            </w:tcMar>
+            <w:tcBorders>
+              <w:top w:val="single" w:sz="5" w:space="0" w:color="EFE2D2"/>
+              <w:left w:val="single" w:sz="5" w:space="0" w:color="EFE2D2"/>
+              <w:bottom w:val="single" w:sz="5" w:space="0" w:color="EFE2D2"/>
+              <w:right w:val="single" w:sz="5" w:space="0" w:color="EFE2D2"/>
+            </w:tcBorders>
+            <w:vAlign w:val="center"/>
+          </w:tcPr>
+          <w:p>
+            <w:r>
+              <w:rPr>
+                <w:sz w:val="19"/>
+              </w:rPr>
+              <w:t>감정 인식·회복탄력성</w:t>
+            </w:r>
+          </w:p>
+        </w:tc>
+      </w:tr>
+      <w:tr>
+        <w:trPr>
+          <w:cantSplit/>
+        </w:trPr>
+        <w:tc>
+          <w:tcPr>
+            <w:tcW w:type="dxa" w:w="2041"/>
+            <w:tcMar>
+              <w:top w:w="100" w:type="dxa"/>
+              <w:bottom w:w="100" w:type="dxa"/>
+              <w:left w:w="120" w:type="dxa"/>
+              <w:right w:w="120" w:type="dxa"/>
+            </w:tcMar>
+            <w:tcBorders>
+              <w:top w:val="single" w:sz="5" w:space="0" w:color="EFE2D2"/>
+              <w:left w:val="single" w:sz="5" w:space="0" w:color="EFE2D2"/>
+              <w:bottom w:val="single" w:sz="5" w:space="0" w:color="EFE2D2"/>
+              <w:right w:val="single" w:sz="5" w:space="0" w:color="EFE2D2"/>
+            </w:tcBorders>
+            <w:vAlign w:val="center"/>
+          </w:tcPr>
+          <w:p>
+            <w:r>
+              <w:rPr>
+                <w:sz w:val="19"/>
+              </w:rPr>
+              <w:t>서로듣기</w:t>
+            </w:r>
+          </w:p>
+        </w:tc>
+        <w:tc>
+          <w:tcPr>
+            <w:tcW w:type="dxa" w:w="2835"/>
+            <w:tcMar>
+              <w:top w:w="100" w:type="dxa"/>
+              <w:bottom w:w="100" w:type="dxa"/>
+              <w:left w:w="120" w:type="dxa"/>
+              <w:right w:w="120" w:type="dxa"/>
+            </w:tcMar>
+            <w:tcBorders>
+              <w:top w:val="single" w:sz="5" w:space="0" w:color="EFE2D2"/>
+              <w:left w:val="single" w:sz="5" w:space="0" w:color="EFE2D2"/>
+              <w:bottom w:val="single" w:sz="5" w:space="0" w:color="EFE2D2"/>
+              <w:right w:val="single" w:sz="5" w:space="0" w:color="EFE2D2"/>
+            </w:tcBorders>
+            <w:vAlign w:val="center"/>
+          </w:tcPr>
+          <w:p>
+            <w:r>
+              <w:rPr>
+                <w:sz w:val="19"/>
+              </w:rPr>
+              <w:t>대인관계(02)</w:t>
+            </w:r>
+          </w:p>
+        </w:tc>
+        <w:tc>
+          <w:tcPr>
+            <w:tcW w:type="dxa" w:w="4706"/>
+            <w:tcMar>
+              <w:top w:w="100" w:type="dxa"/>
+              <w:bottom w:w="100" w:type="dxa"/>
+              <w:left w:w="120" w:type="dxa"/>
+              <w:right w:w="120" w:type="dxa"/>
+            </w:tcMar>
+            <w:tcBorders>
+              <w:top w:val="single" w:sz="5" w:space="0" w:color="EFE2D2"/>
+              <w:left w:val="single" w:sz="5" w:space="0" w:color="EFE2D2"/>
+              <w:bottom w:val="single" w:sz="5" w:space="0" w:color="EFE2D2"/>
+              <w:right w:val="single" w:sz="5" w:space="0" w:color="EFE2D2"/>
+            </w:tcBorders>
+            <w:vAlign w:val="center"/>
+          </w:tcPr>
+          <w:p>
+            <w:r>
+              <w:rPr>
+                <w:sz w:val="19"/>
+              </w:rPr>
+              <w:t>공감 중심</w:t>
+            </w:r>
+          </w:p>
+        </w:tc>
+      </w:tr>
+      <w:tr>
+        <w:trPr>
+          <w:cantSplit/>
+        </w:trPr>
+        <w:tc>
+          <w:tcPr>
+            <w:tcW w:type="dxa" w:w="2041"/>
+            <w:tcMar>
+              <w:top w:w="100" w:type="dxa"/>
+              <w:bottom w:w="100" w:type="dxa"/>
+              <w:left w:w="120" w:type="dxa"/>
+              <w:right w:w="120" w:type="dxa"/>
+            </w:tcMar>
+            <w:tcBorders>
+              <w:top w:val="single" w:sz="5" w:space="0" w:color="EFE2D2"/>
+              <w:left w:val="single" w:sz="5" w:space="0" w:color="EFE2D2"/>
+              <w:bottom w:val="single" w:sz="5" w:space="0" w:color="EFE2D2"/>
+              <w:right w:val="single" w:sz="5" w:space="0" w:color="EFE2D2"/>
+            </w:tcBorders>
+            <w:vAlign w:val="center"/>
+          </w:tcPr>
+          <w:p>
+            <w:r>
+              <w:rPr>
+                <w:sz w:val="19"/>
+              </w:rPr>
+              <w:t>관계잇기</w:t>
+            </w:r>
+          </w:p>
+        </w:tc>
+        <w:tc>
+          <w:tcPr>
+            <w:tcW w:type="dxa" w:w="2835"/>
+            <w:tcMar>
+              <w:top w:w="100" w:type="dxa"/>
+              <w:bottom w:w="100" w:type="dxa"/>
+              <w:left w:w="120" w:type="dxa"/>
+              <w:right w:w="120" w:type="dxa"/>
+            </w:tcMar>
+            <w:tcBorders>
+              <w:top w:val="single" w:sz="5" w:space="0" w:color="EFE2D2"/>
+              <w:left w:val="single" w:sz="5" w:space="0" w:color="EFE2D2"/>
+              <w:bottom w:val="single" w:sz="5" w:space="0" w:color="EFE2D2"/>
+              <w:right w:val="single" w:sz="5" w:space="0" w:color="EFE2D2"/>
+            </w:tcBorders>
+            <w:vAlign w:val="center"/>
+          </w:tcPr>
+          <w:p>
+            <w:r>
+              <w:rPr>
+                <w:sz w:val="19"/>
+              </w:rPr>
+              <w:t>대인관계(02)</w:t>
+            </w:r>
+          </w:p>
+        </w:tc>
+        <w:tc>
+          <w:tcPr>
+            <w:tcW w:type="dxa" w:w="4706"/>
+            <w:tcMar>
+              <w:top w:w="100" w:type="dxa"/>
+              <w:bottom w:w="100" w:type="dxa"/>
+              <w:left w:w="120" w:type="dxa"/>
+              <w:right w:w="120" w:type="dxa"/>
+            </w:tcMar>
+            <w:tcBorders>
+              <w:top w:val="single" w:sz="5" w:space="0" w:color="EFE2D2"/>
+              <w:left w:val="single" w:sz="5" w:space="0" w:color="EFE2D2"/>
+              <w:bottom w:val="single" w:sz="5" w:space="0" w:color="EFE2D2"/>
+              <w:right w:val="single" w:sz="5" w:space="0" w:color="EFE2D2"/>
+            </w:tcBorders>
+            <w:vAlign w:val="center"/>
+          </w:tcPr>
+          <w:p>
+            <w:r>
+              <w:rPr>
+                <w:sz w:val="19"/>
+              </w:rPr>
+              <w:t>관계·갈등 해결</w:t>
+            </w:r>
+          </w:p>
+        </w:tc>
+      </w:tr>
+      <w:tr>
+        <w:trPr>
+          <w:cantSplit/>
+        </w:trPr>
+        <w:tc>
+          <w:tcPr>
+            <w:tcW w:type="dxa" w:w="2041"/>
+            <w:tcMar>
+              <w:top w:w="100" w:type="dxa"/>
+              <w:bottom w:w="100" w:type="dxa"/>
+              <w:left w:w="120" w:type="dxa"/>
+              <w:right w:w="120" w:type="dxa"/>
+            </w:tcMar>
+            <w:tcBorders>
+              <w:top w:val="single" w:sz="5" w:space="0" w:color="EFE2D2"/>
+              <w:left w:val="single" w:sz="5" w:space="0" w:color="EFE2D2"/>
+              <w:bottom w:val="single" w:sz="5" w:space="0" w:color="EFE2D2"/>
+              <w:right w:val="single" w:sz="5" w:space="0" w:color="EFE2D2"/>
+            </w:tcBorders>
+            <w:vAlign w:val="center"/>
+          </w:tcPr>
+          <w:p>
+            <w:r>
+              <w:rPr>
+                <w:sz w:val="19"/>
+              </w:rPr>
+              <w:t>마을세우기</w:t>
+            </w:r>
+          </w:p>
+        </w:tc>
+        <w:tc>
+          <w:tcPr>
+            <w:tcW w:type="dxa" w:w="2835"/>
+            <w:tcMar>
+              <w:top w:w="100" w:type="dxa"/>
+              <w:bottom w:w="100" w:type="dxa"/>
+              <w:left w:w="120" w:type="dxa"/>
+              <w:right w:w="120" w:type="dxa"/>
+            </w:tcMar>
+            <w:tcBorders>
+              <w:top w:val="single" w:sz="5" w:space="0" w:color="EFE2D2"/>
+              <w:left w:val="single" w:sz="5" w:space="0" w:color="EFE2D2"/>
+              <w:bottom w:val="single" w:sz="5" w:space="0" w:color="EFE2D2"/>
+              <w:right w:val="single" w:sz="5" w:space="0" w:color="EFE2D2"/>
+            </w:tcBorders>
+            <w:vAlign w:val="center"/>
+          </w:tcPr>
+          <w:p>
+            <w:r>
+              <w:rPr>
+                <w:sz w:val="19"/>
+              </w:rPr>
+              <w:t>공동체(03)</w:t>
+            </w:r>
+          </w:p>
+        </w:tc>
+        <w:tc>
+          <w:tcPr>
+            <w:tcW w:type="dxa" w:w="4706"/>
+            <w:tcMar>
+              <w:top w:w="100" w:type="dxa"/>
+              <w:bottom w:w="100" w:type="dxa"/>
+              <w:left w:w="120" w:type="dxa"/>
+              <w:right w:w="120" w:type="dxa"/>
+            </w:tcMar>
+            <w:tcBorders>
+              <w:top w:val="single" w:sz="5" w:space="0" w:color="EFE2D2"/>
+              <w:left w:val="single" w:sz="5" w:space="0" w:color="EFE2D2"/>
+              <w:bottom w:val="single" w:sz="5" w:space="0" w:color="EFE2D2"/>
+              <w:right w:val="single" w:sz="5" w:space="0" w:color="EFE2D2"/>
+            </w:tcBorders>
+            <w:vAlign w:val="center"/>
+          </w:tcPr>
+          <w:p>
+            <w:r>
+              <w:rPr>
+                <w:sz w:val="19"/>
+              </w:rPr>
+              <w:t>협력·공동체 가치</w:t>
+            </w:r>
+          </w:p>
+        </w:tc>
+      </w:tr>
+    </w:tbl>
+    <w:p>
+      <w:pPr>
+        <w:spacing w:after="120"/>
+      </w:pPr>
+    </w:p>
+    <w:tbl>
+      <w:tblPr>
+        <w:tblW w:type="auto" w:w="0"/>
+        <w:jc w:val="left"/>
+        <w:tblLayout w:type="fixed"/>
+        <w:tblLook w:firstColumn="1" w:firstRow="1" w:lastColumn="0" w:lastRow="0" w:noHBand="0" w:noVBand="1" w:val="04A0"/>
+        <w:tblBorders>
+          <w:top w:val="none" w:sz="0" w:space="0" w:color="auto"/>
+          <w:left w:val="none" w:sz="0" w:space="0" w:color="auto"/>
+          <w:bottom w:val="none" w:sz="0" w:space="0" w:color="auto"/>
+          <w:right w:val="none" w:sz="0" w:space="0" w:color="auto"/>
+          <w:insideH w:val="none" w:sz="0" w:space="0" w:color="auto"/>
+          <w:insideV w:val="none" w:sz="0" w:space="0" w:color="auto"/>
+        </w:tblBorders>
+      </w:tblPr>
+      <w:tblGrid>
+        <w:gridCol w:w="5043"/>
+        <w:gridCol w:w="5043"/>
+      </w:tblGrid>
+      <w:tr>
+        <w:trPr>
+          <w:cantSplit/>
+        </w:trPr>
+        <w:tc>
+          <w:tcPr>
+            <w:tcW w:type="dxa" w:w="850"/>
+            <w:shd w:val="clear" w:color="auto" w:fill="DDEEFB"/>
+            <w:tcMar>
+              <w:top w:w="90" w:type="dxa"/>
+              <w:bottom w:w="90" w:type="dxa"/>
+              <w:left w:w="80" w:type="dxa"/>
+              <w:right w:w="40" w:type="dxa"/>
+            </w:tcMar>
+            <w:vAlign w:val="center"/>
+          </w:tcPr>
+          <w:p>
+            <w:pPr>
+              <w:jc w:val="center"/>
+            </w:pPr>
+            <w:r>
+              <w:drawing>
+                <wp:inline xmlns:a="http://schemas.openxmlformats.org/drawingml/2006/main" xmlns:pic="http://schemas.openxmlformats.org/drawingml/2006/picture">
+                  <wp:extent cx="432000" cy="432000"/>
+                  <wp:docPr id="10" name="Picture 10"/>
+                  <wp:cNvGraphicFramePr>
+                    <a:graphicFrameLocks noChangeAspect="1"/>
+                  </wp:cNvGraphicFramePr>
+                  <a:graphic>
+                    <a:graphicData uri="http://schemas.openxmlformats.org/drawingml/2006/picture">
+                      <pic:pic>
+                        <pic:nvPicPr>
+                          <pic:cNvPr id="0" name="icon_activity_final.png"/>
+                          <pic:cNvPicPr/>
+                        </pic:nvPicPr>
+                        <pic:blipFill>
+                          <a:blip r:embed="rId12"/>
+                          <a:stretch>
+                            <a:fillRect/>
+                          </a:stretch>
+                        </pic:blipFill>
+                        <pic:spPr>
+                          <a:xfrm>
+                            <a:off x="0" y="0"/>
+                            <a:ext cx="432000" cy="432000"/>
+                          </a:xfrm>
+                          <a:prstGeom prst="rect"/>
+                        </pic:spPr>
+                      </pic:pic>
+                    </a:graphicData>
+                  </a:graphic>
+                </wp:inline>
+              </w:drawing>
+            </w:r>
+          </w:p>
+        </w:tc>
+        <w:tc>
+          <w:tcPr>
+            <w:tcW w:type="dxa" w:w="8532"/>
+            <w:shd w:val="clear" w:color="auto" w:fill="DDEEFB"/>
+            <w:tcMar>
+              <w:top w:w="90" w:type="dxa"/>
+              <w:bottom w:w="90" w:type="dxa"/>
+              <w:left w:w="40" w:type="dxa"/>
+              <w:right w:w="140" w:type="dxa"/>
+            </w:tcMar>
+            <w:vAlign w:val="center"/>
+          </w:tcPr>
+          <w:p>
+            <w:r>
+              <w:rPr>
+                <w:b/>
+                <w:color w:val="2277B8"/>
+                <w:sz w:val="28"/>
+              </w:rPr>
+              <w:t>미션별 대표 성취기준</w:t>
+            </w:r>
+          </w:p>
+        </w:tc>
+      </w:tr>
+    </w:tbl>
+    <w:p>
+      <w:pPr>
+        <w:spacing w:after="40"/>
+      </w:pPr>
+    </w:p>
+    <w:tbl>
+      <w:tblPr>
+        <w:tblW w:type="auto" w:w="0"/>
+        <w:jc w:val="center"/>
+        <w:tblLayout w:type="fixed"/>
+        <w:tblLook w:firstColumn="1" w:firstRow="1" w:lastColumn="0" w:lastRow="0" w:noHBand="0" w:noVBand="1" w:val="04A0"/>
+        <w:tblBorders>
+          <w:top w:val="none" w:sz="0" w:space="0" w:color="auto"/>
+          <w:left w:val="none" w:sz="0" w:space="0" w:color="auto"/>
+          <w:bottom w:val="none" w:sz="0" w:space="0" w:color="auto"/>
+          <w:right w:val="none" w:sz="0" w:space="0" w:color="auto"/>
+          <w:insideH w:val="none" w:sz="0" w:space="0" w:color="auto"/>
+          <w:insideV w:val="none" w:sz="0" w:space="0" w:color="auto"/>
+        </w:tblBorders>
+      </w:tblPr>
+      <w:tblGrid>
+        <w:gridCol w:w="5043"/>
+        <w:gridCol w:w="5043"/>
+      </w:tblGrid>
+      <w:tr>
+        <w:trPr>
+          <w:cantSplit/>
+        </w:trPr>
+        <w:tc>
+          <w:tcPr>
+            <w:tcW w:type="dxa" w:w="3685"/>
+            <w:tcMar>
+              <w:top w:w="100" w:type="dxa"/>
+              <w:bottom w:w="100" w:type="dxa"/>
+              <w:left w:w="120" w:type="dxa"/>
+              <w:right w:w="120" w:type="dxa"/>
+            </w:tcMar>
+            <w:tcBorders>
+              <w:top w:val="single" w:sz="5" w:space="0" w:color="EFE2D2"/>
+              <w:left w:val="single" w:sz="5" w:space="0" w:color="EFE2D2"/>
+              <w:bottom w:val="single" w:sz="5" w:space="0" w:color="EFE2D2"/>
+              <w:right w:val="single" w:sz="5" w:space="0" w:color="EFE2D2"/>
+            </w:tcBorders>
+            <w:shd w:val="clear" w:color="auto" w:fill="FDE9E1"/>
+            <w:vAlign w:val="center"/>
+          </w:tcPr>
+          <w:p>
+            <w:r>
+              <w:rPr>
+                <w:b/>
+                <w:color w:val="E85D3F"/>
+                <w:sz w:val="18"/>
+              </w:rPr>
+              <w:t>미션(마을 친구)</w:t>
+            </w:r>
+          </w:p>
+        </w:tc>
+        <w:tc>
+          <w:tcPr>
+            <w:tcW w:type="dxa" w:w="5896"/>
+            <w:tcMar>
+              <w:top w:w="100" w:type="dxa"/>
+              <w:bottom w:w="100" w:type="dxa"/>
+              <w:left w:w="120" w:type="dxa"/>
+              <w:right w:w="120" w:type="dxa"/>
+            </w:tcMar>
+            <w:tcBorders>
+              <w:top w:val="single" w:sz="5" w:space="0" w:color="EFE2D2"/>
+              <w:left w:val="single" w:sz="5" w:space="0" w:color="EFE2D2"/>
+              <w:bottom w:val="single" w:sz="5" w:space="0" w:color="EFE2D2"/>
+              <w:right w:val="single" w:sz="5" w:space="0" w:color="EFE2D2"/>
+            </w:tcBorders>
+            <w:shd w:val="clear" w:color="auto" w:fill="FDE9E1"/>
+            <w:vAlign w:val="center"/>
+          </w:tcPr>
+          <w:p>
+            <w:r>
+              <w:rPr>
+                <w:b/>
+                <w:color w:val="E85D3F"/>
+                <w:sz w:val="18"/>
+              </w:rPr>
+              <w:t>대표 성취기준</w:t>
+            </w:r>
+          </w:p>
+        </w:tc>
+      </w:tr>
+      <w:tr>
+        <w:trPr>
+          <w:cantSplit/>
+        </w:trPr>
+        <w:tc>
+          <w:tcPr>
+            <w:tcW w:type="dxa" w:w="3685"/>
+            <w:tcMar>
+              <w:top w:w="100" w:type="dxa"/>
+              <w:bottom w:w="100" w:type="dxa"/>
+              <w:left w:w="120" w:type="dxa"/>
+              <w:right w:w="120" w:type="dxa"/>
+            </w:tcMar>
+            <w:tcBorders>
+              <w:top w:val="single" w:sz="5" w:space="0" w:color="EFE2D2"/>
+              <w:left w:val="single" w:sz="5" w:space="0" w:color="EFE2D2"/>
+              <w:bottom w:val="single" w:sz="5" w:space="0" w:color="EFE2D2"/>
+              <w:right w:val="single" w:sz="5" w:space="0" w:color="EFE2D2"/>
+            </w:tcBorders>
+            <w:vAlign w:val="center"/>
+          </w:tcPr>
+          <w:p>
+            <w:r>
+              <w:rPr>
+                <w:sz w:val="18"/>
+              </w:rPr>
+              <w:t>마음광장 복구(나리)</w:t>
+            </w:r>
+          </w:p>
+        </w:tc>
+        <w:tc>
+          <w:tcPr>
+            <w:tcW w:type="dxa" w:w="5896"/>
+            <w:tcMar>
+              <w:top w:w="100" w:type="dxa"/>
+              <w:bottom w:w="100" w:type="dxa"/>
+              <w:left w:w="120" w:type="dxa"/>
+              <w:right w:w="120" w:type="dxa"/>
+            </w:tcMar>
+            <w:tcBorders>
+              <w:top w:val="single" w:sz="5" w:space="0" w:color="EFE2D2"/>
+              <w:left w:val="single" w:sz="5" w:space="0" w:color="EFE2D2"/>
+              <w:bottom w:val="single" w:sz="5" w:space="0" w:color="EFE2D2"/>
+              <w:right w:val="single" w:sz="5" w:space="0" w:color="EFE2D2"/>
+            </w:tcBorders>
+            <w:vAlign w:val="center"/>
+          </w:tcPr>
+          <w:p>
+            <w:r>
+              <w:rPr>
+                <w:sz w:val="18"/>
+              </w:rPr>
+              <w:t>[9사회정서01-01] 감정 인식·표현</w:t>
+            </w:r>
+          </w:p>
+        </w:tc>
+      </w:tr>
+      <w:tr>
+        <w:trPr>
+          <w:cantSplit/>
+        </w:trPr>
+        <w:tc>
+          <w:tcPr>
+            <w:tcW w:type="dxa" w:w="3685"/>
+            <w:tcMar>
+              <w:top w:w="100" w:type="dxa"/>
+              <w:bottom w:w="100" w:type="dxa"/>
+              <w:left w:w="120" w:type="dxa"/>
+              <w:right w:w="120" w:type="dxa"/>
+            </w:tcMar>
+            <w:tcBorders>
+              <w:top w:val="single" w:sz="5" w:space="0" w:color="EFE2D2"/>
+              <w:left w:val="single" w:sz="5" w:space="0" w:color="EFE2D2"/>
+              <w:bottom w:val="single" w:sz="5" w:space="0" w:color="EFE2D2"/>
+              <w:right w:val="single" w:sz="5" w:space="0" w:color="EFE2D2"/>
+            </w:tcBorders>
+            <w:vAlign w:val="center"/>
+          </w:tcPr>
+          <w:p>
+            <w:r>
+              <w:rPr>
+                <w:sz w:val="18"/>
+              </w:rPr>
+              <w:t>회복캠프(라온)</w:t>
+            </w:r>
+          </w:p>
+        </w:tc>
+        <w:tc>
+          <w:tcPr>
+            <w:tcW w:type="dxa" w:w="5896"/>
+            <w:tcMar>
+              <w:top w:w="100" w:type="dxa"/>
+              <w:bottom w:w="100" w:type="dxa"/>
+              <w:left w:w="120" w:type="dxa"/>
+              <w:right w:w="120" w:type="dxa"/>
+            </w:tcMar>
+            <w:tcBorders>
+              <w:top w:val="single" w:sz="5" w:space="0" w:color="EFE2D2"/>
+              <w:left w:val="single" w:sz="5" w:space="0" w:color="EFE2D2"/>
+              <w:bottom w:val="single" w:sz="5" w:space="0" w:color="EFE2D2"/>
+              <w:right w:val="single" w:sz="5" w:space="0" w:color="EFE2D2"/>
+            </w:tcBorders>
+            <w:vAlign w:val="center"/>
+          </w:tcPr>
+          <w:p>
+            <w:r>
+              <w:rPr>
+                <w:sz w:val="18"/>
+              </w:rPr>
+              <w:t>[9사회정서01-05] 회복탄력성</w:t>
+            </w:r>
+          </w:p>
+        </w:tc>
+      </w:tr>
+      <w:tr>
+        <w:trPr>
+          <w:cantSplit/>
+        </w:trPr>
+        <w:tc>
+          <w:tcPr>
+            <w:tcW w:type="dxa" w:w="3685"/>
+            <w:tcMar>
+              <w:top w:w="100" w:type="dxa"/>
+              <w:bottom w:w="100" w:type="dxa"/>
+              <w:left w:w="120" w:type="dxa"/>
+              <w:right w:w="120" w:type="dxa"/>
+            </w:tcMar>
+            <w:tcBorders>
+              <w:top w:val="single" w:sz="5" w:space="0" w:color="EFE2D2"/>
+              <w:left w:val="single" w:sz="5" w:space="0" w:color="EFE2D2"/>
+              <w:bottom w:val="single" w:sz="5" w:space="0" w:color="EFE2D2"/>
+              <w:right w:val="single" w:sz="5" w:space="0" w:color="EFE2D2"/>
+            </w:tcBorders>
+            <w:vAlign w:val="center"/>
+          </w:tcPr>
+          <w:p>
+            <w:r>
+              <w:rPr>
+                <w:sz w:val="18"/>
+              </w:rPr>
+              <w:t>경청정원(민)</w:t>
+            </w:r>
+          </w:p>
+        </w:tc>
+        <w:tc>
+          <w:tcPr>
+            <w:tcW w:type="dxa" w:w="5896"/>
+            <w:tcMar>
+              <w:top w:w="100" w:type="dxa"/>
+              <w:bottom w:w="100" w:type="dxa"/>
+              <w:left w:w="120" w:type="dxa"/>
+              <w:right w:w="120" w:type="dxa"/>
+            </w:tcMar>
+            <w:tcBorders>
+              <w:top w:val="single" w:sz="5" w:space="0" w:color="EFE2D2"/>
+              <w:left w:val="single" w:sz="5" w:space="0" w:color="EFE2D2"/>
+              <w:bottom w:val="single" w:sz="5" w:space="0" w:color="EFE2D2"/>
+              <w:right w:val="single" w:sz="5" w:space="0" w:color="EFE2D2"/>
+            </w:tcBorders>
+            <w:vAlign w:val="center"/>
+          </w:tcPr>
+          <w:p>
+            <w:r>
+              <w:rPr>
+                <w:sz w:val="18"/>
+              </w:rPr>
+              <w:t>[9사회정서02-01] 공감 · [02-04] 의사소통</w:t>
+            </w:r>
+          </w:p>
+        </w:tc>
+      </w:tr>
+      <w:tr>
+        <w:trPr>
+          <w:cantSplit/>
+        </w:trPr>
+        <w:tc>
+          <w:tcPr>
+            <w:tcW w:type="dxa" w:w="3685"/>
+            <w:tcMar>
+              <w:top w:w="100" w:type="dxa"/>
+              <w:bottom w:w="100" w:type="dxa"/>
+              <w:left w:w="120" w:type="dxa"/>
+              <w:right w:w="120" w:type="dxa"/>
+            </w:tcMar>
+            <w:tcBorders>
+              <w:top w:val="single" w:sz="5" w:space="0" w:color="EFE2D2"/>
+              <w:left w:val="single" w:sz="5" w:space="0" w:color="EFE2D2"/>
+              <w:bottom w:val="single" w:sz="5" w:space="0" w:color="EFE2D2"/>
+              <w:right w:val="single" w:sz="5" w:space="0" w:color="EFE2D2"/>
+            </w:tcBorders>
+            <w:vAlign w:val="center"/>
+          </w:tcPr>
+          <w:p>
+            <w:r>
+              <w:rPr>
+                <w:sz w:val="18"/>
+              </w:rPr>
+              <w:t>환영문(유나) / 칭찬무대(도윤)</w:t>
+            </w:r>
+          </w:p>
+        </w:tc>
+        <w:tc>
+          <w:tcPr>
+            <w:tcW w:type="dxa" w:w="5896"/>
+            <w:tcMar>
+              <w:top w:w="100" w:type="dxa"/>
+              <w:bottom w:w="100" w:type="dxa"/>
+              <w:left w:w="120" w:type="dxa"/>
+              <w:right w:w="120" w:type="dxa"/>
+            </w:tcMar>
+            <w:tcBorders>
+              <w:top w:val="single" w:sz="5" w:space="0" w:color="EFE2D2"/>
+              <w:left w:val="single" w:sz="5" w:space="0" w:color="EFE2D2"/>
+              <w:bottom w:val="single" w:sz="5" w:space="0" w:color="EFE2D2"/>
+              <w:right w:val="single" w:sz="5" w:space="0" w:color="EFE2D2"/>
+            </w:tcBorders>
+            <w:vAlign w:val="center"/>
+          </w:tcPr>
+          <w:p>
+            <w:r>
+              <w:rPr>
+                <w:sz w:val="18"/>
+              </w:rPr>
+              <w:t>[9사회정서02-01] 공감</w:t>
+            </w:r>
+          </w:p>
+        </w:tc>
+      </w:tr>
+      <w:tr>
+        <w:trPr>
+          <w:cantSplit/>
+        </w:trPr>
+        <w:tc>
+          <w:tcPr>
+            <w:tcW w:type="dxa" w:w="3685"/>
+            <w:tcMar>
+              <w:top w:w="100" w:type="dxa"/>
+              <w:bottom w:w="100" w:type="dxa"/>
+              <w:left w:w="120" w:type="dxa"/>
+              <w:right w:w="120" w:type="dxa"/>
+            </w:tcMar>
+            <w:tcBorders>
+              <w:top w:val="single" w:sz="5" w:space="0" w:color="EFE2D2"/>
+              <w:left w:val="single" w:sz="5" w:space="0" w:color="EFE2D2"/>
+              <w:bottom w:val="single" w:sz="5" w:space="0" w:color="EFE2D2"/>
+              <w:right w:val="single" w:sz="5" w:space="0" w:color="EFE2D2"/>
+            </w:tcBorders>
+            <w:vAlign w:val="center"/>
+          </w:tcPr>
+          <w:p>
+            <w:r>
+              <w:rPr>
+                <w:sz w:val="18"/>
+              </w:rPr>
+              <w:t>관계다리 건설(레오)</w:t>
+            </w:r>
+          </w:p>
+        </w:tc>
+        <w:tc>
+          <w:tcPr>
+            <w:tcW w:type="dxa" w:w="5896"/>
+            <w:tcMar>
+              <w:top w:w="100" w:type="dxa"/>
+              <w:bottom w:w="100" w:type="dxa"/>
+              <w:left w:w="120" w:type="dxa"/>
+              <w:right w:w="120" w:type="dxa"/>
+            </w:tcMar>
+            <w:tcBorders>
+              <w:top w:val="single" w:sz="5" w:space="0" w:color="EFE2D2"/>
+              <w:left w:val="single" w:sz="5" w:space="0" w:color="EFE2D2"/>
+              <w:bottom w:val="single" w:sz="5" w:space="0" w:color="EFE2D2"/>
+              <w:right w:val="single" w:sz="5" w:space="0" w:color="EFE2D2"/>
+            </w:tcBorders>
+            <w:vAlign w:val="center"/>
+          </w:tcPr>
+          <w:p>
+            <w:r>
+              <w:rPr>
+                <w:sz w:val="18"/>
+              </w:rPr>
+              <w:t>[9사회정서02-02] 관점 조율 · [02-05] 갈등</w:t>
+            </w:r>
+          </w:p>
+        </w:tc>
+      </w:tr>
+      <w:tr>
+        <w:trPr>
+          <w:cantSplit/>
+        </w:trPr>
+        <w:tc>
+          <w:tcPr>
+            <w:tcW w:type="dxa" w:w="3685"/>
+            <w:tcMar>
+              <w:top w:w="100" w:type="dxa"/>
+              <w:bottom w:w="100" w:type="dxa"/>
+              <w:left w:w="120" w:type="dxa"/>
+              <w:right w:w="120" w:type="dxa"/>
+            </w:tcMar>
+            <w:tcBorders>
+              <w:top w:val="single" w:sz="5" w:space="0" w:color="EFE2D2"/>
+              <w:left w:val="single" w:sz="5" w:space="0" w:color="EFE2D2"/>
+              <w:bottom w:val="single" w:sz="5" w:space="0" w:color="EFE2D2"/>
+              <w:right w:val="single" w:sz="5" w:space="0" w:color="EFE2D2"/>
+            </w:tcBorders>
+            <w:vAlign w:val="center"/>
+          </w:tcPr>
+          <w:p>
+            <w:r>
+              <w:rPr>
+                <w:sz w:val="18"/>
+              </w:rPr>
+              <w:t>모둠연결역(이안)</w:t>
+            </w:r>
+          </w:p>
+        </w:tc>
+        <w:tc>
+          <w:tcPr>
+            <w:tcW w:type="dxa" w:w="5896"/>
+            <w:tcMar>
+              <w:top w:w="100" w:type="dxa"/>
+              <w:bottom w:w="100" w:type="dxa"/>
+              <w:left w:w="120" w:type="dxa"/>
+              <w:right w:w="120" w:type="dxa"/>
+            </w:tcMar>
+            <w:tcBorders>
+              <w:top w:val="single" w:sz="5" w:space="0" w:color="EFE2D2"/>
+              <w:left w:val="single" w:sz="5" w:space="0" w:color="EFE2D2"/>
+              <w:bottom w:val="single" w:sz="5" w:space="0" w:color="EFE2D2"/>
+              <w:right w:val="single" w:sz="5" w:space="0" w:color="EFE2D2"/>
+            </w:tcBorders>
+            <w:vAlign w:val="center"/>
+          </w:tcPr>
+          <w:p>
+            <w:r>
+              <w:rPr>
+                <w:sz w:val="18"/>
+              </w:rPr>
+              <w:t>[9사회정서02-02] 관점 · [03-02] 협력</w:t>
+            </w:r>
+          </w:p>
+        </w:tc>
+      </w:tr>
+      <w:tr>
+        <w:trPr>
+          <w:cantSplit/>
+        </w:trPr>
+        <w:tc>
+          <w:tcPr>
+            <w:tcW w:type="dxa" w:w="3685"/>
+            <w:tcMar>
+              <w:top w:w="100" w:type="dxa"/>
+              <w:bottom w:w="100" w:type="dxa"/>
+              <w:left w:w="120" w:type="dxa"/>
+              <w:right w:w="120" w:type="dxa"/>
+            </w:tcMar>
+            <w:tcBorders>
+              <w:top w:val="single" w:sz="5" w:space="0" w:color="EFE2D2"/>
+              <w:left w:val="single" w:sz="5" w:space="0" w:color="EFE2D2"/>
+              <w:bottom w:val="single" w:sz="5" w:space="0" w:color="EFE2D2"/>
+              <w:right w:val="single" w:sz="5" w:space="0" w:color="EFE2D2"/>
+            </w:tcBorders>
+            <w:vAlign w:val="center"/>
+          </w:tcPr>
+          <w:p>
+            <w:r>
+              <w:rPr>
+                <w:sz w:val="18"/>
+              </w:rPr>
+              <w:t>안전대화소(서우)</w:t>
+            </w:r>
+          </w:p>
+        </w:tc>
+        <w:tc>
+          <w:tcPr>
+            <w:tcW w:type="dxa" w:w="5896"/>
+            <w:tcMar>
+              <w:top w:w="100" w:type="dxa"/>
+              <w:bottom w:w="100" w:type="dxa"/>
+              <w:left w:w="120" w:type="dxa"/>
+              <w:right w:w="120" w:type="dxa"/>
+            </w:tcMar>
+            <w:tcBorders>
+              <w:top w:val="single" w:sz="5" w:space="0" w:color="EFE2D2"/>
+              <w:left w:val="single" w:sz="5" w:space="0" w:color="EFE2D2"/>
+              <w:bottom w:val="single" w:sz="5" w:space="0" w:color="EFE2D2"/>
+              <w:right w:val="single" w:sz="5" w:space="0" w:color="EFE2D2"/>
+            </w:tcBorders>
+            <w:vAlign w:val="center"/>
+          </w:tcPr>
+          <w:p>
+            <w:r>
+              <w:rPr>
+                <w:sz w:val="18"/>
+              </w:rPr>
+              <w:t>[9사회정서02-03] 관계·경계 · [02-05] 갈등</w:t>
+            </w:r>
+          </w:p>
+        </w:tc>
+      </w:tr>
+      <w:tr>
+        <w:trPr>
+          <w:cantSplit/>
+        </w:trPr>
+        <w:tc>
+          <w:tcPr>
+            <w:tcW w:type="dxa" w:w="3685"/>
+            <w:tcMar>
+              <w:top w:w="100" w:type="dxa"/>
+              <w:bottom w:w="100" w:type="dxa"/>
+              <w:left w:w="120" w:type="dxa"/>
+              <w:right w:w="120" w:type="dxa"/>
+            </w:tcMar>
+            <w:tcBorders>
+              <w:top w:val="single" w:sz="5" w:space="0" w:color="EFE2D2"/>
+              <w:left w:val="single" w:sz="5" w:space="0" w:color="EFE2D2"/>
+              <w:bottom w:val="single" w:sz="5" w:space="0" w:color="EFE2D2"/>
+              <w:right w:val="single" w:sz="5" w:space="0" w:color="EFE2D2"/>
+            </w:tcBorders>
+            <w:vAlign w:val="center"/>
+          </w:tcPr>
+          <w:p>
+            <w:r>
+              <w:rPr>
+                <w:sz w:val="18"/>
+              </w:rPr>
+              <w:t>관계수리소(태오)</w:t>
+            </w:r>
+          </w:p>
+        </w:tc>
+        <w:tc>
+          <w:tcPr>
+            <w:tcW w:type="dxa" w:w="5896"/>
+            <w:tcMar>
+              <w:top w:w="100" w:type="dxa"/>
+              <w:bottom w:w="100" w:type="dxa"/>
+              <w:left w:w="120" w:type="dxa"/>
+              <w:right w:w="120" w:type="dxa"/>
+            </w:tcMar>
+            <w:tcBorders>
+              <w:top w:val="single" w:sz="5" w:space="0" w:color="EFE2D2"/>
+              <w:left w:val="single" w:sz="5" w:space="0" w:color="EFE2D2"/>
+              <w:bottom w:val="single" w:sz="5" w:space="0" w:color="EFE2D2"/>
+              <w:right w:val="single" w:sz="5" w:space="0" w:color="EFE2D2"/>
+            </w:tcBorders>
+            <w:vAlign w:val="center"/>
+          </w:tcPr>
+          <w:p>
+            <w:r>
+              <w:rPr>
+                <w:sz w:val="18"/>
+              </w:rPr>
+              <w:t>[9사회정서02-05] 갈등 해결·관계 회복</w:t>
+            </w:r>
+          </w:p>
+        </w:tc>
+      </w:tr>
+      <w:tr>
+        <w:trPr>
+          <w:cantSplit/>
+        </w:trPr>
+        <w:tc>
+          <w:tcPr>
+            <w:tcW w:type="dxa" w:w="3685"/>
+            <w:tcMar>
+              <w:top w:w="100" w:type="dxa"/>
+              <w:bottom w:w="100" w:type="dxa"/>
+              <w:left w:w="120" w:type="dxa"/>
+              <w:right w:w="120" w:type="dxa"/>
+            </w:tcMar>
+            <w:tcBorders>
+              <w:top w:val="single" w:sz="5" w:space="0" w:color="EFE2D2"/>
+              <w:left w:val="single" w:sz="5" w:space="0" w:color="EFE2D2"/>
+              <w:bottom w:val="single" w:sz="5" w:space="0" w:color="EFE2D2"/>
+              <w:right w:val="single" w:sz="5" w:space="0" w:color="EFE2D2"/>
+            </w:tcBorders>
+            <w:vAlign w:val="center"/>
+          </w:tcPr>
+          <w:p>
+            <w:r>
+              <w:rPr>
+                <w:sz w:val="18"/>
+              </w:rPr>
+              <w:t>협동공방(소리) / 나눔창고(보미)</w:t>
+            </w:r>
+          </w:p>
+        </w:tc>
+        <w:tc>
+          <w:tcPr>
+            <w:tcW w:type="dxa" w:w="5896"/>
+            <w:tcMar>
+              <w:top w:w="100" w:type="dxa"/>
+              <w:bottom w:w="100" w:type="dxa"/>
+              <w:left w:w="120" w:type="dxa"/>
+              <w:right w:w="120" w:type="dxa"/>
+            </w:tcMar>
+            <w:tcBorders>
+              <w:top w:val="single" w:sz="5" w:space="0" w:color="EFE2D2"/>
+              <w:left w:val="single" w:sz="5" w:space="0" w:color="EFE2D2"/>
+              <w:bottom w:val="single" w:sz="5" w:space="0" w:color="EFE2D2"/>
+              <w:right w:val="single" w:sz="5" w:space="0" w:color="EFE2D2"/>
+            </w:tcBorders>
+            <w:vAlign w:val="center"/>
+          </w:tcPr>
+          <w:p>
+            <w:r>
+              <w:rPr>
+                <w:sz w:val="18"/>
+              </w:rPr>
+              <w:t>[9사회정서03-02] 협력</w:t>
+            </w:r>
+          </w:p>
+        </w:tc>
+      </w:tr>
+      <w:tr>
+        <w:trPr>
+          <w:cantSplit/>
+        </w:trPr>
+        <w:tc>
+          <w:tcPr>
+            <w:tcW w:type="dxa" w:w="3685"/>
+            <w:tcMar>
+              <w:top w:w="100" w:type="dxa"/>
+              <w:bottom w:w="100" w:type="dxa"/>
+              <w:left w:w="120" w:type="dxa"/>
+              <w:right w:w="120" w:type="dxa"/>
+            </w:tcMar>
+            <w:tcBorders>
+              <w:top w:val="single" w:sz="5" w:space="0" w:color="EFE2D2"/>
+              <w:left w:val="single" w:sz="5" w:space="0" w:color="EFE2D2"/>
+              <w:bottom w:val="single" w:sz="5" w:space="0" w:color="EFE2D2"/>
+              <w:right w:val="single" w:sz="5" w:space="0" w:color="EFE2D2"/>
+            </w:tcBorders>
+            <w:vAlign w:val="center"/>
+          </w:tcPr>
+          <w:p>
+            <w:r>
+              <w:rPr>
+                <w:sz w:val="18"/>
+              </w:rPr>
+              <w:t>약속게시판(준)</w:t>
+            </w:r>
+          </w:p>
+        </w:tc>
+        <w:tc>
+          <w:tcPr>
+            <w:tcW w:type="dxa" w:w="5896"/>
+            <w:tcMar>
+              <w:top w:w="100" w:type="dxa"/>
+              <w:bottom w:w="100" w:type="dxa"/>
+              <w:left w:w="120" w:type="dxa"/>
+              <w:right w:w="120" w:type="dxa"/>
+            </w:tcMar>
+            <w:tcBorders>
+              <w:top w:val="single" w:sz="5" w:space="0" w:color="EFE2D2"/>
+              <w:left w:val="single" w:sz="5" w:space="0" w:color="EFE2D2"/>
+              <w:bottom w:val="single" w:sz="5" w:space="0" w:color="EFE2D2"/>
+              <w:right w:val="single" w:sz="5" w:space="0" w:color="EFE2D2"/>
+            </w:tcBorders>
+            <w:vAlign w:val="center"/>
+          </w:tcPr>
+          <w:p>
+            <w:r>
+              <w:rPr>
+                <w:sz w:val="18"/>
+              </w:rPr>
+              <w:t>[9사회정서03-01] 공동체 가치 · [03-03] 책임</w:t>
+            </w:r>
+          </w:p>
+        </w:tc>
+      </w:tr>
+      <w:tr>
+        <w:trPr>
+          <w:cantSplit/>
+        </w:trPr>
+        <w:tc>
+          <w:tcPr>
+            <w:tcW w:type="dxa" w:w="3685"/>
+            <w:tcMar>
+              <w:top w:w="100" w:type="dxa"/>
+              <w:bottom w:w="100" w:type="dxa"/>
+              <w:left w:w="120" w:type="dxa"/>
+              <w:right w:w="120" w:type="dxa"/>
+            </w:tcMar>
+            <w:tcBorders>
+              <w:top w:val="single" w:sz="5" w:space="0" w:color="EFE2D2"/>
+              <w:left w:val="single" w:sz="5" w:space="0" w:color="EFE2D2"/>
+              <w:bottom w:val="single" w:sz="5" w:space="0" w:color="EFE2D2"/>
+              <w:right w:val="single" w:sz="5" w:space="0" w:color="EFE2D2"/>
+            </w:tcBorders>
+            <w:vAlign w:val="center"/>
+          </w:tcPr>
+          <w:p>
+            <w:r>
+              <w:rPr>
+                <w:sz w:val="18"/>
+              </w:rPr>
+              <w:t>합의광장(세아)</w:t>
+            </w:r>
+          </w:p>
+        </w:tc>
+        <w:tc>
+          <w:tcPr>
+            <w:tcW w:type="dxa" w:w="5896"/>
+            <w:tcMar>
+              <w:top w:w="100" w:type="dxa"/>
+              <w:bottom w:w="100" w:type="dxa"/>
+              <w:left w:w="120" w:type="dxa"/>
+              <w:right w:w="120" w:type="dxa"/>
+            </w:tcMar>
+            <w:tcBorders>
+              <w:top w:val="single" w:sz="5" w:space="0" w:color="EFE2D2"/>
+              <w:left w:val="single" w:sz="5" w:space="0" w:color="EFE2D2"/>
+              <w:bottom w:val="single" w:sz="5" w:space="0" w:color="EFE2D2"/>
+              <w:right w:val="single" w:sz="5" w:space="0" w:color="EFE2D2"/>
+            </w:tcBorders>
+            <w:vAlign w:val="center"/>
+          </w:tcPr>
+          <w:p>
+            <w:r>
+              <w:rPr>
+                <w:sz w:val="18"/>
+              </w:rPr>
+              <w:t>[9사회정서03-03] 의사결정 · [03-04] 문제 해결</w:t>
+            </w:r>
+          </w:p>
+        </w:tc>
+      </w:tr>
+      <w:tr>
+        <w:trPr>
+          <w:cantSplit/>
+        </w:trPr>
+        <w:tc>
+          <w:tcPr>
+            <w:tcW w:type="dxa" w:w="3685"/>
+            <w:tcMar>
+              <w:top w:w="100" w:type="dxa"/>
+              <w:bottom w:w="100" w:type="dxa"/>
+              <w:left w:w="120" w:type="dxa"/>
+              <w:right w:w="120" w:type="dxa"/>
+            </w:tcMar>
+            <w:tcBorders>
+              <w:top w:val="single" w:sz="5" w:space="0" w:color="EFE2D2"/>
+              <w:left w:val="single" w:sz="5" w:space="0" w:color="EFE2D2"/>
+              <w:bottom w:val="single" w:sz="5" w:space="0" w:color="EFE2D2"/>
+              <w:right w:val="single" w:sz="5" w:space="0" w:color="EFE2D2"/>
+            </w:tcBorders>
+            <w:vAlign w:val="center"/>
+          </w:tcPr>
+          <w:p>
+            <w:r>
+              <w:rPr>
+                <w:sz w:val="18"/>
+              </w:rPr>
+              <w:t>평화쉼터(모루) / 도움신호 탑(하루)</w:t>
+            </w:r>
+          </w:p>
+        </w:tc>
+        <w:tc>
+          <w:tcPr>
+            <w:tcW w:type="dxa" w:w="5896"/>
+            <w:tcMar>
+              <w:top w:w="100" w:type="dxa"/>
+              <w:bottom w:w="100" w:type="dxa"/>
+              <w:left w:w="120" w:type="dxa"/>
+              <w:right w:w="120" w:type="dxa"/>
+            </w:tcMar>
+            <w:tcBorders>
+              <w:top w:val="single" w:sz="5" w:space="0" w:color="EFE2D2"/>
+              <w:left w:val="single" w:sz="5" w:space="0" w:color="EFE2D2"/>
+              <w:bottom w:val="single" w:sz="5" w:space="0" w:color="EFE2D2"/>
+              <w:right w:val="single" w:sz="5" w:space="0" w:color="EFE2D2"/>
+            </w:tcBorders>
+            <w:vAlign w:val="center"/>
+          </w:tcPr>
+          <w:p>
+            <w:r>
+              <w:rPr>
+                <w:sz w:val="18"/>
+              </w:rPr>
+              <w:t>[9사회정서03-01] 공동체 · [04-02] 도움 자원</w:t>
+            </w:r>
+          </w:p>
+        </w:tc>
+      </w:tr>
+      <w:tr>
+        <w:trPr>
+          <w:cantSplit/>
+        </w:trPr>
+        <w:tc>
+          <w:tcPr>
+            <w:tcW w:type="dxa" w:w="3685"/>
+            <w:tcMar>
+              <w:top w:w="100" w:type="dxa"/>
+              <w:bottom w:w="100" w:type="dxa"/>
+              <w:left w:w="120" w:type="dxa"/>
+              <w:right w:w="120" w:type="dxa"/>
+            </w:tcMar>
+            <w:tcBorders>
+              <w:top w:val="single" w:sz="5" w:space="0" w:color="EFE2D2"/>
+              <w:left w:val="single" w:sz="5" w:space="0" w:color="EFE2D2"/>
+              <w:bottom w:val="single" w:sz="5" w:space="0" w:color="EFE2D2"/>
+              <w:right w:val="single" w:sz="5" w:space="0" w:color="EFE2D2"/>
+            </w:tcBorders>
+            <w:vAlign w:val="center"/>
+          </w:tcPr>
+          <w:p>
+            <w:r>
+              <w:rPr>
+                <w:sz w:val="18"/>
+              </w:rPr>
+              <w:t>또래도움소(가온)</w:t>
+            </w:r>
+          </w:p>
+        </w:tc>
+        <w:tc>
+          <w:tcPr>
+            <w:tcW w:type="dxa" w:w="5896"/>
+            <w:tcMar>
+              <w:top w:w="100" w:type="dxa"/>
+              <w:bottom w:w="100" w:type="dxa"/>
+              <w:left w:w="120" w:type="dxa"/>
+              <w:right w:w="120" w:type="dxa"/>
+            </w:tcMar>
+            <w:tcBorders>
+              <w:top w:val="single" w:sz="5" w:space="0" w:color="EFE2D2"/>
+              <w:left w:val="single" w:sz="5" w:space="0" w:color="EFE2D2"/>
+              <w:bottom w:val="single" w:sz="5" w:space="0" w:color="EFE2D2"/>
+              <w:right w:val="single" w:sz="5" w:space="0" w:color="EFE2D2"/>
+            </w:tcBorders>
+            <w:vAlign w:val="center"/>
+          </w:tcPr>
+          <w:p>
+            <w:r>
+              <w:rPr>
+                <w:sz w:val="18"/>
+              </w:rPr>
+              <w:t>[9사회정서04-02] 도움 자원 · [02-01] 공감</w:t>
+            </w:r>
+          </w:p>
+        </w:tc>
+      </w:tr>
+    </w:tbl>
+    <w:p>
+      <w:pPr>
+        <w:spacing w:after="80"/>
+      </w:pPr>
+    </w:p>
+    <w:tbl>
+      <w:tblPr>
+        <w:tblW w:type="auto" w:w="0"/>
+        <w:tblLook w:firstColumn="1" w:firstRow="1" w:lastColumn="0" w:lastRow="0" w:noHBand="0" w:noVBand="1" w:val="04A0"/>
+        <w:tblBorders>
+          <w:top w:val="none" w:sz="0" w:space="0" w:color="auto"/>
+          <w:left w:val="none" w:sz="0" w:space="0" w:color="auto"/>
+          <w:bottom w:val="none" w:sz="0" w:space="0" w:color="auto"/>
+          <w:right w:val="none" w:sz="0" w:space="0" w:color="auto"/>
+          <w:insideH w:val="none" w:sz="0" w:space="0" w:color="auto"/>
+          <w:insideV w:val="none" w:sz="0" w:space="0" w:color="auto"/>
+        </w:tblBorders>
+      </w:tblPr>
+      <w:tblGrid>
+        <w:gridCol w:w="10086"/>
+      </w:tblGrid>
+      <w:tr>
+        <w:trPr>
+          <w:cantSplit/>
+        </w:trPr>
+        <w:tc>
+          <w:tcPr>
+            <w:tcW w:type="dxa" w:w="10086"/>
+            <w:shd w:val="clear" w:color="auto" w:fill="DDEEFB"/>
+            <w:tcBorders>
+              <w:top w:val="single" w:sz="10" w:space="0" w:color="2277B8"/>
+              <w:left w:val="single" w:sz="10" w:space="0" w:color="2277B8"/>
+              <w:bottom w:val="single" w:sz="10" w:space="0" w:color="2277B8"/>
+              <w:right w:val="single" w:sz="10" w:space="0" w:color="2277B8"/>
+            </w:tcBorders>
+            <w:tcMar>
+              <w:top w:w="160" w:type="dxa"/>
+              <w:bottom w:w="160" w:type="dxa"/>
+              <w:left w:w="220" w:type="dxa"/>
+              <w:right w:w="220" w:type="dxa"/>
+            </w:tcMar>
+          </w:tcPr>
+          <w:p>
+            <w:pPr>
+              <w:spacing w:after="60"/>
+            </w:pPr>
+            <w:r>
+              <w:rPr>
+                <w:color w:val="3A3028"/>
+                <w:sz w:val="21"/>
+              </w:rPr>
+              <w:t>게임 시스템도 기준에 닿습니다: '공감 빛구슬로 오해·침묵·소외 장벽 걷기'는 [9사회정서02-01](공감)의 은유적 실천, '우리 반 마을 밝기'(개인의 실천이 공동체를 밝힘)는 [9사회정서03-01·03-02](공동체 가치·협력)를 게임 메커니즘으로 구현한 것입니다.</w:t>
+            </w:r>
+          </w:p>
+          <w:p>
+            <w:pPr>
+              <w:spacing w:after="60"/>
+            </w:pPr>
+            <w:r>
+              <w:rPr>
+                <w:color w:val="3A3028"/>
+                <w:sz w:val="21"/>
+              </w:rPr>
+              <w:t>영역 균형: 이 게임은 '함께 세우기'가 강점이라 자기(01) 영역(감정 조절·스트레스)은 얇습니다. 자기인식·조절 활동과 짝을 지으면 4영역이 고르게 채워집니다.</w:t>
+            </w:r>
+          </w:p>
+        </w:tc>
+      </w:tr>
+    </w:tbl>
+    <w:p>
+      <w:pPr>
+        <w:spacing w:after="80"/>
+      </w:pPr>
+    </w:p>
+    <w:p>
       <w:pPr>
         <w:spacing w:before="120" w:after="120"/>
         <w:jc w:val="center"/>
